--- a/REFERENCE - AI Prompt.docx
+++ b/REFERENCE - AI Prompt.docx
@@ -9,9 +9,9 @@
           <w:b w:val="1"/>
           <w:bCs w:val="1"/>
           <w:noProof w:val="0"/>
-          <w:sz w:val="32"/>
-          <w:szCs w:val="32"/>
-          <w:u w:val="single"/>
+          <w:sz w:val="48"/>
+          <w:szCs w:val="48"/>
+          <w:u w:val="none"/>
           <w:lang w:val="en-US"/>
         </w:rPr>
       </w:pPr>
@@ -21,9 +21,9 @@
           <w:b w:val="1"/>
           <w:bCs w:val="1"/>
           <w:noProof w:val="0"/>
-          <w:sz w:val="32"/>
-          <w:szCs w:val="32"/>
-          <w:u w:val="single"/>
+          <w:sz w:val="48"/>
+          <w:szCs w:val="48"/>
+          <w:u w:val="none"/>
           <w:lang w:val="en-US"/>
         </w:rPr>
         <w:t>AI Prompt</w:t>
@@ -31,14 +31,15 @@
     </w:p>
     <w:p>
       <w:pPr>
+        <w:shd w:val="clear" w:fill="auto"/>
+        <w:spacing w:lineRule="auto" w:line="240" w:after="0" w:beforeAutospacing="0" w:afterAutospacing="0"/>
         <w:rPr>
-          <w:rFonts w:ascii="Calibri" w:hAnsi="Calibri" w:cs="Calibri" w:eastAsia="Calibri"/>
-          <w:i w:val="1"/>
-          <w:iCs w:val="1"/>
-          <w:noProof w:val="0"/>
-          <w:sz w:val="22"/>
-          <w:szCs w:val="22"/>
-          <w:lang w:val="en-US"/>
+          <w:rFonts w:ascii="Calibri" w:hAnsi="Calibri"/>
+          <w:b w:val="1"/>
+          <w:bCs w:val="1"/>
+          <w:color w:val="000000"/>
+          <w:sz w:val="24"/>
+          <w:szCs w:val="24"/>
         </w:rPr>
       </w:pPr>
       <w:r>
@@ -47,8 +48,8 @@
           <w:i w:val="1"/>
           <w:iCs w:val="1"/>
           <w:noProof w:val="0"/>
-          <w:sz w:val="22"/>
-          <w:szCs w:val="22"/>
+          <w:sz w:val="24"/>
+          <w:szCs w:val="24"/>
           <w:lang w:val="en-US"/>
         </w:rPr>
         <w:t>Use the AI Prompt control to have Now Assist generative AI run various defined skills in response to input encountered during the flow of conversation.</w:t>
@@ -59,8 +60,48 @@
           <w:i w:val="1"/>
           <w:iCs w:val="1"/>
           <w:noProof w:val="0"/>
-          <w:sz w:val="22"/>
-          <w:szCs w:val="22"/>
+          <w:sz w:val="24"/>
+          <w:szCs w:val="24"/>
+          <w:rtl w:val="0"/>
+          <w:lang w:val="en-US" w:bidi="en-US" w:eastAsia="en-US"/>
+        </w:rPr>
+        <w:br w:type="textWrapping"/>
+      </w:r>
+      <w:r>
+        <w:rPr>
+          <w:rFonts w:ascii="Calibri" w:hAnsi="Calibri" w:cs="Calibri" w:eastAsia="Calibri"/>
+          <w:i w:val="1"/>
+          <w:iCs w:val="1"/>
+          <w:noProof w:val="0"/>
+          <w:sz w:val="24"/>
+          <w:szCs w:val="24"/>
+          <w:rtl w:val="0"/>
+          <w:lang w:val="en-US" w:bidi="en-US" w:eastAsia="en-US"/>
+        </w:rPr>
+        <w:br w:type="textWrapping"/>
+      </w:r>
+      <w:r>
+        <w:rPr>
+          <w:rFonts w:ascii="Calibri" w:hAnsi="Calibri" w:cs="Calibri" w:eastAsia="Calibri"/>
+          <w:b w:val="1"/>
+          <w:bCs w:val="1"/>
+          <w:noProof w:val="0"/>
+          <w:color w:val="000000"/>
+          <w:sz w:val="24"/>
+          <w:szCs w:val="24"/>
+          <w:lang w:val="en-US"/>
+        </w:rPr>
+        <w:t>AI Prompt properties</w:t>
+      </w:r>
+      <w:r>
+        <w:rPr>
+          <w:rFonts w:ascii="Calibri" w:hAnsi="Calibri" w:cs="Calibri" w:eastAsia="Calibri"/>
+          <w:b w:val="1"/>
+          <w:bCs w:val="1"/>
+          <w:noProof w:val="0"/>
+          <w:color w:val="000000"/>
+          <w:sz w:val="24"/>
+          <w:szCs w:val="24"/>
           <w:rtl w:val="0"/>
           <w:lang w:val="en-US" w:bidi="en-US" w:eastAsia="en-US"/>
         </w:rPr>
@@ -69,37 +110,34 @@
     </w:p>
     <w:p>
       <w:pPr>
-        <w:pStyle w:val="P1"/>
+        <w:shd w:val="clear" w:fill="auto"/>
+        <w:spacing w:lineRule="auto" w:line="240" w:after="0" w:beforeAutospacing="0" w:afterAutospacing="0"/>
         <w:rPr>
-          <w:b w:val="1"/>
-          <w:bCs w:val="1"/>
-          <w:color w:val="000000"/>
+          <w:rFonts w:ascii="Calibri" w:hAnsi="Calibri"/>
+          <w:sz w:val="24"/>
+          <w:szCs w:val="24"/>
         </w:rPr>
       </w:pPr>
       <w:r>
         <w:rPr>
           <w:rFonts w:ascii="Calibri" w:hAnsi="Calibri" w:cs="Calibri" w:eastAsia="Calibri"/>
-          <w:b w:val="1"/>
-          <w:bCs w:val="1"/>
           <w:noProof w:val="0"/>
-          <w:color w:val="000000"/>
-          <w:sz w:val="22"/>
-          <w:szCs w:val="22"/>
+          <w:sz w:val="24"/>
+          <w:szCs w:val="24"/>
           <w:lang w:val="en-US"/>
         </w:rPr>
-        <w:t>AI Prompt properties</w:t>
+        <w:t>Specify the flow action properties for the node that you want to create.</w:t>
       </w:r>
-    </w:p>
-    <w:p>
       <w:r>
         <w:rPr>
           <w:rFonts w:ascii="Calibri" w:hAnsi="Calibri" w:cs="Calibri" w:eastAsia="Calibri"/>
           <w:noProof w:val="0"/>
-          <w:sz w:val="22"/>
-          <w:szCs w:val="22"/>
-          <w:lang w:val="en-US"/>
+          <w:sz w:val="24"/>
+          <w:szCs w:val="24"/>
+          <w:rtl w:val="0"/>
+          <w:lang w:val="en-US" w:bidi="en-US" w:eastAsia="en-US"/>
         </w:rPr>
-        <w:t>Specify the flow action properties for the node that you want to create.</w:t>
+        <w:br w:type="textWrapping"/>
       </w:r>
     </w:p>
     <w:tbl>
@@ -132,11 +170,19 @@
             <w:pPr>
               <w:spacing w:before="0" w:after="0" w:beforeAutospacing="0" w:afterAutospacing="0"/>
               <w:jc w:val="center"/>
-            </w:pPr>
-            <w:r>
-              <w:rPr>
+              <w:rPr>
+                <w:rFonts w:ascii="Calibri" w:hAnsi="Calibri"/>
+                <w:sz w:val="24"/>
+                <w:szCs w:val="24"/>
+              </w:rPr>
+            </w:pPr>
+            <w:r>
+              <w:rPr>
+                <w:rFonts w:ascii="Calibri" w:hAnsi="Calibri"/>
                 <w:b w:val="1"/>
                 <w:bCs w:val="1"/>
+                <w:sz w:val="24"/>
+                <w:szCs w:val="24"/>
               </w:rPr>
               <w:t>Property</w:t>
             </w:r>
@@ -151,11 +197,19 @@
             <w:pPr>
               <w:spacing w:before="0" w:after="0" w:beforeAutospacing="0" w:afterAutospacing="0"/>
               <w:jc w:val="center"/>
-            </w:pPr>
-            <w:r>
-              <w:rPr>
+              <w:rPr>
+                <w:rFonts w:ascii="Calibri" w:hAnsi="Calibri"/>
+                <w:sz w:val="24"/>
+                <w:szCs w:val="24"/>
+              </w:rPr>
+            </w:pPr>
+            <w:r>
+              <w:rPr>
+                <w:rFonts w:ascii="Calibri" w:hAnsi="Calibri"/>
                 <w:b w:val="1"/>
                 <w:bCs w:val="1"/>
+                <w:sz w:val="24"/>
+                <w:szCs w:val="24"/>
               </w:rPr>
               <w:t>Description</w:t>
             </w:r>
@@ -174,8 +228,19 @@
           <w:p>
             <w:pPr>
               <w:spacing w:before="0" w:after="0" w:beforeAutospacing="0" w:afterAutospacing="0"/>
-            </w:pPr>
-            <w:r>
+              <w:jc w:val="center"/>
+              <w:rPr>
+                <w:rFonts w:ascii="Calibri" w:hAnsi="Calibri"/>
+                <w:sz w:val="24"/>
+                <w:szCs w:val="24"/>
+              </w:rPr>
+            </w:pPr>
+            <w:r>
+              <w:rPr>
+                <w:rFonts w:ascii="Calibri" w:hAnsi="Calibri"/>
+                <w:sz w:val="24"/>
+                <w:szCs w:val="24"/>
+              </w:rPr>
               <w:t>Build prompt with</w:t>
             </w:r>
           </w:p>
@@ -188,8 +253,18 @@
           <w:p>
             <w:pPr>
               <w:spacing w:before="0" w:after="0" w:beforeAutospacing="0" w:afterAutospacing="0"/>
-            </w:pPr>
-            <w:r>
+              <w:rPr>
+                <w:rFonts w:ascii="Calibri" w:hAnsi="Calibri"/>
+                <w:sz w:val="24"/>
+                <w:szCs w:val="24"/>
+              </w:rPr>
+            </w:pPr>
+            <w:r>
+              <w:rPr>
+                <w:rFonts w:ascii="Calibri" w:hAnsi="Calibri"/>
+                <w:sz w:val="24"/>
+                <w:szCs w:val="24"/>
+              </w:rPr>
               <w:t>AI Prompt component type. Select one of the following:</w:t>
             </w:r>
           </w:p>
@@ -201,8 +276,18 @@
                 <w:numId w:val="1"/>
               </w:numPr>
               <w:spacing w:before="0" w:after="0" w:beforeAutospacing="0" w:afterAutospacing="0"/>
-            </w:pPr>
-            <w:r>
+              <w:rPr>
+                <w:rFonts w:ascii="Calibri" w:hAnsi="Calibri"/>
+                <w:sz w:val="24"/>
+                <w:szCs w:val="24"/>
+              </w:rPr>
+            </w:pPr>
+            <w:r>
+              <w:rPr>
+                <w:rFonts w:ascii="Calibri" w:hAnsi="Calibri"/>
+                <w:sz w:val="24"/>
+                <w:szCs w:val="24"/>
+              </w:rPr>
               <w:t>Structured</w:t>
             </w:r>
           </w:p>
@@ -214,8 +299,18 @@
                 <w:numId w:val="1"/>
               </w:numPr>
               <w:spacing w:before="0" w:after="0" w:beforeAutospacing="0" w:afterAutospacing="0"/>
-            </w:pPr>
-            <w:r>
+              <w:rPr>
+                <w:rFonts w:ascii="Calibri" w:hAnsi="Calibri"/>
+                <w:sz w:val="24"/>
+                <w:szCs w:val="24"/>
+              </w:rPr>
+            </w:pPr>
+            <w:r>
+              <w:rPr>
+                <w:rFonts w:ascii="Calibri" w:hAnsi="Calibri"/>
+                <w:sz w:val="24"/>
+                <w:szCs w:val="24"/>
+              </w:rPr>
               <w:t>Freeform</w:t>
             </w:r>
           </w:p>
@@ -233,8 +328,19 @@
           <w:p>
             <w:pPr>
               <w:spacing w:before="0" w:after="0" w:beforeAutospacing="0" w:afterAutospacing="0"/>
-            </w:pPr>
-            <w:r>
+              <w:jc w:val="center"/>
+              <w:rPr>
+                <w:rFonts w:ascii="Calibri" w:hAnsi="Calibri"/>
+                <w:sz w:val="24"/>
+                <w:szCs w:val="24"/>
+              </w:rPr>
+            </w:pPr>
+            <w:r>
+              <w:rPr>
+                <w:rFonts w:ascii="Calibri" w:hAnsi="Calibri"/>
+                <w:sz w:val="24"/>
+                <w:szCs w:val="24"/>
+              </w:rPr>
               <w:t>Node name</w:t>
             </w:r>
           </w:p>
@@ -247,8 +353,18 @@
           <w:p>
             <w:pPr>
               <w:spacing w:before="0" w:after="0" w:beforeAutospacing="0" w:afterAutospacing="0"/>
-            </w:pPr>
-            <w:r>
+              <w:rPr>
+                <w:rFonts w:ascii="Calibri" w:hAnsi="Calibri"/>
+                <w:sz w:val="24"/>
+                <w:szCs w:val="24"/>
+              </w:rPr>
+            </w:pPr>
+            <w:r>
+              <w:rPr>
+                <w:rFonts w:ascii="Calibri" w:hAnsi="Calibri"/>
+                <w:sz w:val="24"/>
+                <w:szCs w:val="24"/>
+              </w:rPr>
               <w:t>Name of the AI Prompt control.</w:t>
             </w:r>
           </w:p>
@@ -267,24 +383,23 @@
           <w:p>
             <w:pPr>
               <w:jc w:val="center"/>
-            </w:pPr>
-            <w:r>
-              <w:rPr>
+              <w:rPr>
+                <w:rFonts w:ascii="Calibri" w:hAnsi="Calibri"/>
+                <w:sz w:val="24"/>
+                <w:szCs w:val="24"/>
+              </w:rPr>
+            </w:pPr>
+            <w:r>
+              <w:rPr>
+                <w:rFonts w:ascii="Calibri" w:hAnsi="Calibri"/>
                 <w:b w:val="1"/>
                 <w:bCs w:val="1"/>
+                <w:sz w:val="24"/>
+                <w:szCs w:val="24"/>
                 <w:rtl w:val="0"/>
                 <w:lang w:val="en-US" w:bidi="en-US" w:eastAsia="en-US"/>
               </w:rPr>
-              <w:t>Structure</w:t>
-            </w:r>
-            <w:r>
-              <w:rPr>
-                <w:b w:val="1"/>
-                <w:bCs w:val="1"/>
-                <w:rtl w:val="0"/>
-                <w:lang w:val="en-US" w:bidi="en-US" w:eastAsia="en-US"/>
-              </w:rPr>
-              <w:t>d Properties</w:t>
+              <w:t>Structured Properties</w:t>
             </w:r>
           </w:p>
         </w:tc>
@@ -301,8 +416,19 @@
           <w:p>
             <w:pPr>
               <w:spacing w:before="0" w:after="0" w:beforeAutospacing="0" w:afterAutospacing="0"/>
-            </w:pPr>
-            <w:r>
+              <w:jc w:val="center"/>
+              <w:rPr>
+                <w:rFonts w:ascii="Calibri" w:hAnsi="Calibri"/>
+                <w:sz w:val="24"/>
+                <w:szCs w:val="24"/>
+              </w:rPr>
+            </w:pPr>
+            <w:r>
+              <w:rPr>
+                <w:rFonts w:ascii="Calibri" w:hAnsi="Calibri"/>
+                <w:sz w:val="24"/>
+                <w:szCs w:val="24"/>
+              </w:rPr>
               <w:t>Identity</w:t>
             </w:r>
           </w:p>
@@ -313,13 +439,28 @@
             <w:vAlign w:val="center"/>
           </w:tcPr>
           <w:p>
-            <w:r>
+            <w:pPr>
+              <w:rPr>
+                <w:rFonts w:ascii="Calibri" w:hAnsi="Calibri"/>
+                <w:sz w:val="24"/>
+                <w:szCs w:val="24"/>
+              </w:rPr>
+            </w:pPr>
+            <w:r>
+              <w:rPr>
+                <w:rFonts w:ascii="Calibri" w:hAnsi="Calibri"/>
+                <w:sz w:val="24"/>
+                <w:szCs w:val="24"/>
+              </w:rPr>
               <w:t xml:space="preserve">Add an identity to the chatbot. For example, </w:t>
             </w:r>
             <w:r>
               <w:rPr>
+                <w:rFonts w:ascii="Calibri" w:hAnsi="Calibri"/>
                 <w:i w:val="1"/>
                 <w:iCs w:val="1"/>
+                <w:sz w:val="24"/>
+                <w:szCs w:val="24"/>
               </w:rPr>
               <w:t>“You are an agent handling service catalog requests for XYZ Company, helping users in a friendly and polite tone.”</w:t>
             </w:r>
@@ -338,8 +479,19 @@
           <w:p>
             <w:pPr>
               <w:spacing w:before="0" w:after="0" w:beforeAutospacing="0" w:afterAutospacing="0"/>
-            </w:pPr>
-            <w:r>
+              <w:jc w:val="center"/>
+              <w:rPr>
+                <w:rFonts w:ascii="Calibri" w:hAnsi="Calibri"/>
+                <w:sz w:val="24"/>
+                <w:szCs w:val="24"/>
+              </w:rPr>
+            </w:pPr>
+            <w:r>
+              <w:rPr>
+                <w:rFonts w:ascii="Calibri" w:hAnsi="Calibri"/>
+                <w:sz w:val="24"/>
+                <w:szCs w:val="24"/>
+              </w:rPr>
               <w:t>Instructions</w:t>
             </w:r>
           </w:p>
@@ -352,8 +504,18 @@
           <w:p>
             <w:pPr>
               <w:spacing w:before="0" w:after="0" w:beforeAutospacing="0" w:afterAutospacing="0"/>
-            </w:pPr>
-            <w:r>
+              <w:rPr>
+                <w:rFonts w:ascii="Calibri" w:hAnsi="Calibri"/>
+                <w:sz w:val="24"/>
+                <w:szCs w:val="24"/>
+              </w:rPr>
+            </w:pPr>
+            <w:r>
+              <w:rPr>
+                <w:rFonts w:ascii="Calibri" w:hAnsi="Calibri"/>
+                <w:sz w:val="24"/>
+                <w:szCs w:val="24"/>
+              </w:rPr>
               <w:t>Text string or script for any additional instructions for the system to handle and return data. For example, “</w:t>
             </w:r>
             <w:r>
@@ -367,8 +529,8 @@
                 <w:smallCaps w:val="0"/>
                 <w:noProof w:val="0"/>
                 <w:color w:val="000000" w:themeColor="text1"/>
-                <w:sz w:val="22"/>
-                <w:szCs w:val="22"/>
+                <w:sz w:val="24"/>
+                <w:szCs w:val="24"/>
                 <w:u w:val="none"/>
                 <w:lang w:val="en-US"/>
               </w:rPr>
@@ -379,7 +541,7 @@
       </w:tr>
       <w:tr>
         <w:trPr>
-          <w:trHeight w:hRule="atLeast" w:val="300"/>
+          <w:trHeight w:hRule="atLeast" w:val="5572"/>
         </w:trPr>
         <w:tc>
           <w:tcPr>
@@ -389,8 +551,19 @@
           <w:p>
             <w:pPr>
               <w:spacing w:before="0" w:after="0" w:beforeAutospacing="0" w:afterAutospacing="0"/>
-            </w:pPr>
-            <w:r>
+              <w:jc w:val="center"/>
+              <w:rPr>
+                <w:rFonts w:ascii="Calibri" w:hAnsi="Calibri"/>
+                <w:sz w:val="24"/>
+                <w:szCs w:val="24"/>
+              </w:rPr>
+            </w:pPr>
+            <w:r>
+              <w:rPr>
+                <w:rFonts w:ascii="Calibri" w:hAnsi="Calibri"/>
+                <w:sz w:val="24"/>
+                <w:szCs w:val="24"/>
+              </w:rPr>
               <w:t>Actions</w:t>
             </w:r>
           </w:p>
@@ -407,8 +580,18 @@
               <w:ind w:left="0" w:right="0"/>
               <w:bidi w:val="0"/>
               <w:jc w:val="left"/>
-            </w:pPr>
-            <w:r>
+              <w:rPr>
+                <w:rFonts w:ascii="Calibri" w:hAnsi="Calibri"/>
+                <w:sz w:val="24"/>
+                <w:szCs w:val="24"/>
+              </w:rPr>
+            </w:pPr>
+            <w:r>
+              <w:rPr>
+                <w:rFonts w:ascii="Calibri" w:hAnsi="Calibri"/>
+                <w:sz w:val="24"/>
+                <w:szCs w:val="24"/>
+              </w:rPr>
               <w:t>Action that the AI Prompt takes. Define the following options:</w:t>
             </w:r>
           </w:p>
@@ -420,8 +603,18 @@
                 <w:numId w:val="1"/>
               </w:numPr>
               <w:spacing w:before="0" w:after="0" w:beforeAutospacing="0" w:afterAutospacing="0"/>
-            </w:pPr>
-            <w:r>
+              <w:rPr>
+                <w:rFonts w:ascii="Calibri" w:hAnsi="Calibri"/>
+                <w:sz w:val="24"/>
+                <w:szCs w:val="24"/>
+              </w:rPr>
+            </w:pPr>
+            <w:r>
+              <w:rPr>
+                <w:rFonts w:ascii="Calibri" w:hAnsi="Calibri"/>
+                <w:sz w:val="24"/>
+                <w:szCs w:val="24"/>
+              </w:rPr>
               <w:t>Name</w:t>
             </w:r>
           </w:p>
@@ -433,8 +626,18 @@
                 <w:numId w:val="1"/>
               </w:numPr>
               <w:spacing w:before="0" w:after="0" w:beforeAutospacing="0" w:afterAutospacing="0"/>
-            </w:pPr>
-            <w:r>
+              <w:rPr>
+                <w:rFonts w:ascii="Calibri" w:hAnsi="Calibri"/>
+                <w:sz w:val="24"/>
+                <w:szCs w:val="24"/>
+              </w:rPr>
+            </w:pPr>
+            <w:r>
+              <w:rPr>
+                <w:rFonts w:ascii="Calibri" w:hAnsi="Calibri"/>
+                <w:sz w:val="24"/>
+                <w:szCs w:val="24"/>
+              </w:rPr>
               <w:t>Description</w:t>
             </w:r>
           </w:p>
@@ -450,8 +653,18 @@
               <w:ind w:hanging="360" w:left="720" w:right="0"/>
               <w:bidi w:val="0"/>
               <w:jc w:val="left"/>
-            </w:pPr>
-            <w:r>
+              <w:rPr>
+                <w:rFonts w:ascii="Calibri" w:hAnsi="Calibri"/>
+                <w:sz w:val="24"/>
+                <w:szCs w:val="24"/>
+              </w:rPr>
+            </w:pPr>
+            <w:r>
+              <w:rPr>
+                <w:rFonts w:ascii="Calibri" w:hAnsi="Calibri"/>
+                <w:sz w:val="24"/>
+                <w:szCs w:val="24"/>
+              </w:rPr>
               <w:t>Summary</w:t>
             </w:r>
           </w:p>
@@ -467,41 +680,106 @@
               <w:ind w:hanging="360" w:left="720" w:right="0"/>
               <w:bidi w:val="0"/>
               <w:jc w:val="left"/>
-            </w:pPr>
-            <w:r>
+              <w:rPr>
+                <w:rFonts w:ascii="Calibri" w:hAnsi="Calibri"/>
+                <w:sz w:val="24"/>
+                <w:szCs w:val="24"/>
+              </w:rPr>
+            </w:pPr>
+            <w:r>
+              <w:rPr>
+                <w:rFonts w:ascii="Calibri" w:hAnsi="Calibri"/>
+                <w:sz w:val="24"/>
+                <w:szCs w:val="24"/>
+              </w:rPr>
               <w:t>Arguments</w:t>
             </w:r>
             <w:r>
+              <w:rPr>
+                <w:rFonts w:ascii="Calibri" w:hAnsi="Calibri"/>
+                <w:sz w:val="24"/>
+                <w:szCs w:val="24"/>
+              </w:rPr>
               <w:br w:type="textWrapping"/>
             </w:r>
             <w:r>
+              <w:rPr>
+                <w:rFonts w:ascii="Calibri" w:hAnsi="Calibri"/>
+                <w:sz w:val="24"/>
+                <w:szCs w:val="24"/>
+              </w:rPr>
               <w:t>- Name</w:t>
             </w:r>
             <w:r>
+              <w:rPr>
+                <w:rFonts w:ascii="Calibri" w:hAnsi="Calibri"/>
+                <w:sz w:val="24"/>
+                <w:szCs w:val="24"/>
+              </w:rPr>
               <w:br w:type="textWrapping"/>
             </w:r>
             <w:r>
+              <w:rPr>
+                <w:rFonts w:ascii="Calibri" w:hAnsi="Calibri"/>
+                <w:sz w:val="24"/>
+                <w:szCs w:val="24"/>
+              </w:rPr>
               <w:t>- Description/Value</w:t>
             </w:r>
             <w:r>
+              <w:rPr>
+                <w:rFonts w:ascii="Calibri" w:hAnsi="Calibri"/>
+                <w:sz w:val="24"/>
+                <w:szCs w:val="24"/>
+              </w:rPr>
               <w:br w:type="textWrapping"/>
             </w:r>
             <w:r>
+              <w:rPr>
+                <w:rFonts w:ascii="Calibri" w:hAnsi="Calibri"/>
+                <w:sz w:val="24"/>
+                <w:szCs w:val="24"/>
+              </w:rPr>
               <w:t>- Pill Picker</w:t>
             </w:r>
             <w:r>
+              <w:rPr>
+                <w:rFonts w:ascii="Calibri" w:hAnsi="Calibri"/>
+                <w:sz w:val="24"/>
+                <w:szCs w:val="24"/>
+              </w:rPr>
               <w:br w:type="textWrapping"/>
             </w:r>
             <w:r>
+              <w:rPr>
+                <w:rFonts w:ascii="Calibri" w:hAnsi="Calibri"/>
+                <w:sz w:val="24"/>
+                <w:szCs w:val="24"/>
+              </w:rPr>
               <w:t>- Script</w:t>
             </w:r>
             <w:r>
+              <w:rPr>
+                <w:rFonts w:ascii="Calibri" w:hAnsi="Calibri"/>
+                <w:sz w:val="24"/>
+                <w:szCs w:val="24"/>
+              </w:rPr>
               <w:br w:type="textWrapping"/>
             </w:r>
             <w:r>
+              <w:rPr>
+                <w:rFonts w:ascii="Calibri" w:hAnsi="Calibri"/>
+                <w:sz w:val="24"/>
+                <w:szCs w:val="24"/>
+              </w:rPr>
               <w:t>- Pass as Description OR Value</w:t>
             </w:r>
             <w:r>
+              <w:rPr>
+                <w:rFonts w:ascii="Calibri" w:hAnsi="Calibri"/>
+                <w:sz w:val="24"/>
+                <w:szCs w:val="24"/>
+              </w:rPr>
               <w:br w:type="textWrapping"/>
             </w:r>
           </w:p>
@@ -512,649 +790,19 @@
               <w:ind w:right="0"/>
               <w:bidi w:val="0"/>
               <w:jc w:val="left"/>
-            </w:pPr>
-            <w:r>
+              <w:rPr>
+                <w:rFonts w:ascii="Calibri" w:hAnsi="Calibri"/>
+                <w:sz w:val="24"/>
+                <w:szCs w:val="24"/>
+              </w:rPr>
+            </w:pPr>
+            <w:r>
+              <w:rPr>
+                <w:rFonts w:ascii="Calibri" w:hAnsi="Calibri"/>
+                <w:sz w:val="24"/>
+                <w:szCs w:val="24"/>
+              </w:rPr>
               <w:t>You can add multiple Actions to the AI Prompt.</w:t>
-            </w:r>
-          </w:p>
-        </w:tc>
-      </w:tr>
-      <w:tr>
-        <w:trPr>
-          <w:trHeight w:hRule="atLeast" w:val="300"/>
-        </w:trPr>
-        <w:tc>
-          <w:tcPr>
-            <w:tcW w:w="1825" w:type="dxa"/>
-            <w:vAlign w:val="center"/>
-          </w:tcPr>
-          <w:p>
-            <w:pPr>
-              <w:spacing w:before="0" w:after="0" w:beforeAutospacing="0" w:afterAutospacing="0"/>
-            </w:pPr>
-            <w:r>
-              <w:t>Skills</w:t>
-            </w:r>
-          </w:p>
-        </w:tc>
-        <w:tc>
-          <w:tcPr>
-            <w:tcW w:w="7535" w:type="dxa"/>
-            <w:vAlign w:val="center"/>
-          </w:tcPr>
-          <w:p>
-            <w:pPr>
-              <w:spacing w:before="0" w:after="0" w:beforeAutospacing="0" w:afterAutospacing="0"/>
-              <w:ind w:left="0"/>
-              <w:rPr>
-                <w:rtl w:val="0"/>
-                <w:lang w:val="en-US" w:bidi="en-US" w:eastAsia="en-US"/>
-              </w:rPr>
-            </w:pPr>
-            <w:r>
-              <w:t xml:space="preserve">Now Assist AI skill or skills that the AI Prompt uses. </w:t>
-            </w:r>
-          </w:p>
-          <w:p>
-            <w:pPr>
-              <w:spacing w:before="0" w:after="0" w:beforeAutospacing="0" w:afterAutospacing="0"/>
-              <w:ind w:left="0"/>
-            </w:pPr>
-            <w:r>
-              <w:t>Select a skill from the dropdown, and define or modify the following options:</w:t>
-            </w:r>
-          </w:p>
-          <w:p>
-            <w:pPr>
-              <w:pStyle w:val="P2"/>
-              <w:numPr>
-                <w:ilvl w:val="0"/>
-                <w:numId w:val="1"/>
-              </w:numPr>
-              <w:spacing w:before="0" w:after="0" w:beforeAutospacing="0" w:afterAutospacing="0"/>
-            </w:pPr>
-            <w:r>
-              <w:t>Name</w:t>
-            </w:r>
-          </w:p>
-          <w:p>
-            <w:pPr>
-              <w:pStyle w:val="P2"/>
-              <w:numPr>
-                <w:ilvl w:val="0"/>
-                <w:numId w:val="1"/>
-              </w:numPr>
-              <w:spacing w:before="0" w:after="0" w:beforeAutospacing="0" w:afterAutospacing="0"/>
-            </w:pPr>
-            <w:r>
-              <w:t>Description</w:t>
-            </w:r>
-          </w:p>
-          <w:p>
-            <w:pPr>
-              <w:pStyle w:val="P2"/>
-              <w:numPr>
-                <w:ilvl w:val="0"/>
-                <w:numId w:val="1"/>
-              </w:numPr>
-              <w:suppressLineNumbers w:val="0"/>
-              <w:spacing w:lineRule="auto" w:line="259" w:before="0" w:after="0" w:beforeAutospacing="0" w:afterAutospacing="0"/>
-              <w:ind w:hanging="360" w:left="720" w:right="0"/>
-              <w:bidi w:val="0"/>
-              <w:jc w:val="left"/>
-            </w:pPr>
-            <w:r>
-              <w:t>Summary</w:t>
-            </w:r>
-          </w:p>
-          <w:p>
-            <w:pPr>
-              <w:pStyle w:val="P2"/>
-              <w:numPr>
-                <w:ilvl w:val="0"/>
-                <w:numId w:val="1"/>
-              </w:numPr>
-              <w:suppressLineNumbers w:val="0"/>
-              <w:spacing w:lineRule="auto" w:line="259" w:before="0" w:after="0" w:beforeAutospacing="0" w:afterAutospacing="0"/>
-              <w:ind w:hanging="360" w:left="720" w:right="0"/>
-              <w:bidi w:val="0"/>
-              <w:jc w:val="left"/>
-            </w:pPr>
-            <w:r>
-              <w:t>Arguments</w:t>
-            </w:r>
-            <w:r>
-              <w:br w:type="textWrapping"/>
-            </w:r>
-            <w:r>
-              <w:t>- Name</w:t>
-            </w:r>
-            <w:r>
-              <w:br w:type="textWrapping"/>
-            </w:r>
-            <w:r>
-              <w:t>- Description/Value</w:t>
-            </w:r>
-            <w:r>
-              <w:br w:type="textWrapping"/>
-            </w:r>
-            <w:r>
-              <w:t>- Pill Picker</w:t>
-            </w:r>
-            <w:r>
-              <w:br w:type="textWrapping"/>
-            </w:r>
-            <w:r>
-              <w:t>- Script</w:t>
-            </w:r>
-            <w:r>
-              <w:br w:type="textWrapping"/>
-            </w:r>
-            <w:r>
-              <w:t>- Pass as Description OR Value</w:t>
-            </w:r>
-            <w:r>
-              <w:br w:type="textWrapping"/>
-            </w:r>
-          </w:p>
-          <w:p>
-            <w:pPr>
-              <w:suppressLineNumbers w:val="0"/>
-              <w:spacing w:lineRule="auto" w:line="259" w:before="0" w:after="0" w:beforeAutospacing="0" w:afterAutospacing="0"/>
-              <w:ind w:left="0" w:right="0"/>
-              <w:bidi w:val="0"/>
-              <w:jc w:val="left"/>
-            </w:pPr>
-            <w:r>
-              <w:t>You can add multiple Skills to the AI Prompt.</w:t>
-            </w:r>
-          </w:p>
-        </w:tc>
-      </w:tr>
-      <w:tr>
-        <w:trPr>
-          <w:trHeight w:hRule="atLeast" w:val="300"/>
-        </w:trPr>
-        <w:tc>
-          <w:tcPr>
-            <w:tcW w:w="1825" w:type="dxa"/>
-            <w:vAlign w:val="center"/>
-          </w:tcPr>
-          <w:p>
-            <w:pPr>
-              <w:spacing w:before="0" w:after="0" w:beforeAutospacing="0" w:afterAutospacing="0"/>
-            </w:pPr>
-            <w:r>
-              <w:t>Examples</w:t>
-            </w:r>
-          </w:p>
-        </w:tc>
-        <w:tc>
-          <w:tcPr>
-            <w:tcW w:w="7535" w:type="dxa"/>
-            <w:vAlign w:val="center"/>
-          </w:tcPr>
-          <w:p>
-            <w:pPr>
-              <w:pStyle w:val="P2"/>
-              <w:numPr>
-                <w:ilvl w:val="0"/>
-                <w:numId w:val="1"/>
-              </w:numPr>
-              <w:spacing w:before="0" w:after="0" w:beforeAutospacing="0" w:afterAutospacing="0"/>
-            </w:pPr>
-            <w:r>
-              <w:t>Text field to define any examples to the AI Prompt.</w:t>
-            </w:r>
-          </w:p>
-          <w:p>
-            <w:pPr>
-              <w:pStyle w:val="P2"/>
-              <w:numPr>
-                <w:ilvl w:val="0"/>
-                <w:numId w:val="1"/>
-              </w:numPr>
-              <w:spacing w:before="0" w:after="0" w:beforeAutospacing="0" w:afterAutospacing="0"/>
-            </w:pPr>
-            <w:r>
-              <w:t>Pill Picker</w:t>
-            </w:r>
-          </w:p>
-          <w:p>
-            <w:pPr>
-              <w:pStyle w:val="P2"/>
-              <w:numPr>
-                <w:ilvl w:val="0"/>
-                <w:numId w:val="1"/>
-              </w:numPr>
-              <w:spacing w:before="0" w:after="0" w:beforeAutospacing="0" w:afterAutospacing="0"/>
-            </w:pPr>
-            <w:r>
-              <w:t>Script</w:t>
-            </w:r>
-          </w:p>
-        </w:tc>
-      </w:tr>
-      <w:tr>
-        <w:trPr>
-          <w:trHeight w:hRule="atLeast" w:val="300"/>
-        </w:trPr>
-        <w:tc>
-          <w:tcPr>
-            <w:tcW w:w="1825" w:type="dxa"/>
-            <w:vAlign w:val="center"/>
-          </w:tcPr>
-          <w:p>
-            <w:pPr>
-              <w:spacing w:before="0" w:after="0" w:beforeAutospacing="0" w:afterAutospacing="0"/>
-            </w:pPr>
-            <w:r>
-              <w:t>User message</w:t>
-            </w:r>
-          </w:p>
-        </w:tc>
-        <w:tc>
-          <w:tcPr>
-            <w:tcW w:w="7535" w:type="dxa"/>
-            <w:vAlign w:val="center"/>
-          </w:tcPr>
-          <w:p>
-            <w:pPr>
-              <w:pStyle w:val="P2"/>
-              <w:numPr>
-                <w:ilvl w:val="0"/>
-                <w:numId w:val="1"/>
-              </w:numPr>
-              <w:suppressLineNumbers w:val="0"/>
-              <w:spacing w:lineRule="auto" w:line="259" w:before="0" w:after="0" w:beforeAutospacing="0" w:afterAutospacing="0"/>
-              <w:ind w:hanging="360" w:left="720" w:right="0"/>
-              <w:bidi w:val="0"/>
-              <w:jc w:val="left"/>
-            </w:pPr>
-            <w:r>
-              <w:t>Text field to input the message collected from the user.</w:t>
-            </w:r>
-          </w:p>
-          <w:p>
-            <w:pPr>
-              <w:pStyle w:val="P2"/>
-              <w:numPr>
-                <w:ilvl w:val="0"/>
-                <w:numId w:val="1"/>
-              </w:numPr>
-              <w:suppressLineNumbers w:val="0"/>
-              <w:spacing w:lineRule="auto" w:line="259" w:before="0" w:after="0" w:beforeAutospacing="0" w:afterAutospacing="0"/>
-              <w:ind w:hanging="360" w:left="720" w:right="0"/>
-              <w:bidi w:val="0"/>
-              <w:jc w:val="left"/>
-            </w:pPr>
-            <w:r>
-              <w:t>Pill Picker</w:t>
-            </w:r>
-          </w:p>
-          <w:p>
-            <w:pPr>
-              <w:pStyle w:val="P2"/>
-              <w:suppressLineNumbers w:val="0"/>
-              <w:spacing w:lineRule="auto" w:line="259" w:before="0" w:after="0" w:beforeAutospacing="0" w:afterAutospacing="0"/>
-              <w:ind w:hanging="360" w:left="720" w:right="0"/>
-              <w:bidi w:val="0"/>
-              <w:jc w:val="left"/>
-            </w:pPr>
-            <w:r>
-              <w:t>Script</w:t>
-            </w:r>
-          </w:p>
-        </w:tc>
-      </w:tr>
-      <w:tr>
-        <w:trPr>
-          <w:trHeight w:hRule="atLeast" w:val="300"/>
-        </w:trPr>
-        <w:tc>
-          <w:tcPr>
-            <w:tcW w:w="9360" w:type="dxa"/>
-            <w:gridSpan w:val="2"/>
-            <w:vAlign w:val="center"/>
-          </w:tcPr>
-          <w:p>
-            <w:pPr>
-              <w:pStyle w:val="P2"/>
-              <w:suppressLineNumbers w:val="0"/>
-              <w:spacing w:lineRule="auto" w:line="259" w:before="0" w:after="0" w:beforeAutospacing="0" w:afterAutospacing="0"/>
-              <w:ind w:hanging="360" w:left="720" w:right="0"/>
-              <w:bidi w:val="0"/>
-              <w:jc w:val="center"/>
-            </w:pPr>
-            <w:r>
-              <w:rPr>
-                <w:b w:val="1"/>
-                <w:bCs w:val="1"/>
-              </w:rPr>
-              <w:t>Freeform properties</w:t>
-            </w:r>
-          </w:p>
-        </w:tc>
-      </w:tr>
-      <w:tr>
-        <w:trPr>
-          <w:trHeight w:hRule="atLeast" w:val="300"/>
-        </w:trPr>
-        <w:tc>
-          <w:tcPr>
-            <w:tcW w:w="1825" w:type="dxa"/>
-            <w:vAlign w:val="center"/>
-          </w:tcPr>
-          <w:p>
-            <w:pPr>
-              <w:spacing w:before="0" w:after="0" w:beforeAutospacing="0" w:afterAutospacing="0"/>
-            </w:pPr>
-            <w:r>
-              <w:t>System prompt</w:t>
-            </w:r>
-          </w:p>
-        </w:tc>
-        <w:tc>
-          <w:tcPr>
-            <w:tcW w:w="7535" w:type="dxa"/>
-            <w:vAlign w:val="center"/>
-          </w:tcPr>
-          <w:p>
-            <w:pPr>
-              <w:spacing w:before="0" w:after="0" w:beforeAutospacing="0" w:afterAutospacing="0"/>
-            </w:pPr>
-            <w:r>
-              <w:t xml:space="preserve">Text string or script that returns text. This value is used when the default value is not specified. For example, </w:t>
-            </w:r>
-            <w:r>
-              <w:rPr>
-                <w:i w:val="1"/>
-                <w:iCs w:val="1"/>
-              </w:rPr>
-              <w:t>What is your name?</w:t>
-            </w:r>
-            <w:r>
-              <w:t xml:space="preserve"> </w:t>
-            </w:r>
-          </w:p>
-          <w:p>
-            <w:pPr>
-              <w:spacing w:before="0" w:after="0" w:beforeAutospacing="0" w:afterAutospacing="0"/>
-            </w:pPr>
-            <w:r>
-              <w:t>You can also select a variable using the pill picker, or define a script.</w:t>
-            </w:r>
-          </w:p>
-        </w:tc>
-      </w:tr>
-      <w:tr>
-        <w:trPr>
-          <w:trHeight w:hRule="atLeast" w:val="300"/>
-        </w:trPr>
-        <w:tc>
-          <w:tcPr>
-            <w:tcW w:w="1825" w:type="dxa"/>
-            <w:vAlign w:val="center"/>
-          </w:tcPr>
-          <w:p>
-            <w:pPr>
-              <w:spacing w:before="0" w:after="0" w:beforeAutospacing="0" w:afterAutospacing="0"/>
-            </w:pPr>
-            <w:r>
-              <w:t>User message</w:t>
-            </w:r>
-          </w:p>
-        </w:tc>
-        <w:tc>
-          <w:tcPr>
-            <w:tcW w:w="7535" w:type="dxa"/>
-            <w:vAlign w:val="center"/>
-          </w:tcPr>
-          <w:p>
-            <w:pPr>
-              <w:spacing w:before="0" w:after="0" w:beforeAutospacing="0" w:afterAutospacing="0"/>
-            </w:pPr>
-            <w:r>
-              <w:t xml:space="preserve">Text string or script input by user. </w:t>
-            </w:r>
-          </w:p>
-          <w:p>
-            <w:pPr>
-              <w:spacing w:before="0" w:after="0" w:beforeAutospacing="0" w:afterAutospacing="0"/>
-            </w:pPr>
-            <w:r>
-              <w:t>You can also select a variable using the pill picker, or define a script.</w:t>
-            </w:r>
-          </w:p>
-        </w:tc>
-      </w:tr>
-      <w:tr>
-        <w:trPr>
-          <w:trHeight w:hRule="atLeast" w:val="300"/>
-        </w:trPr>
-        <w:tc>
-          <w:tcPr>
-            <w:tcW w:w="9360" w:type="dxa"/>
-            <w:gridSpan w:val="2"/>
-            <w:vAlign w:val="center"/>
-          </w:tcPr>
-          <w:p>
-            <w:pPr>
-              <w:spacing w:before="0" w:after="0" w:beforeAutospacing="0" w:afterAutospacing="0"/>
-              <w:jc w:val="center"/>
-            </w:pPr>
-            <w:r>
-              <w:rPr>
-                <w:b w:val="1"/>
-                <w:bCs w:val="1"/>
-                <w:rtl w:val="0"/>
-                <w:lang w:val="en-US" w:bidi="en-US" w:eastAsia="en-US"/>
-              </w:rPr>
-              <w:t>Outpu</w:t>
-            </w:r>
-            <w:r>
-              <w:rPr>
-                <w:b w:val="1"/>
-                <w:bCs w:val="1"/>
-                <w:rtl w:val="0"/>
-                <w:lang w:val="en-US" w:bidi="en-US" w:eastAsia="en-US"/>
-              </w:rPr>
-              <w:t>ts</w:t>
-            </w:r>
-          </w:p>
-        </w:tc>
-      </w:tr>
-      <w:tr>
-        <w:trPr>
-          <w:trHeight w:hRule="atLeast" w:val="300"/>
-        </w:trPr>
-        <w:tc>
-          <w:tcPr>
-            <w:tcW w:w="1825" w:type="dxa"/>
-            <w:vAlign w:val="center"/>
-          </w:tcPr>
-          <w:p>
-            <w:pPr>
-              <w:spacing w:before="0" w:after="0" w:beforeAutospacing="0" w:afterAutospacing="0"/>
-            </w:pPr>
-            <w:r>
-              <w:t>Response</w:t>
-            </w:r>
-          </w:p>
-        </w:tc>
-        <w:tc>
-          <w:tcPr>
-            <w:tcW w:w="7535" w:type="dxa"/>
-            <w:vAlign w:val="center"/>
-          </w:tcPr>
-          <w:p>
-            <w:pPr>
-              <w:spacing w:before="0" w:after="0" w:beforeAutospacing="0" w:afterAutospacing="0"/>
-            </w:pPr>
-            <w:r>
-              <w:t xml:space="preserve">Response from the AI Prompt node. </w:t>
-            </w:r>
-          </w:p>
-          <w:p>
-            <w:pPr>
-              <w:spacing w:before="0" w:after="0" w:beforeAutospacing="0" w:afterAutospacing="0"/>
-            </w:pPr>
-            <w:r>
-              <w:t xml:space="preserve">Select </w:t>
-            </w:r>
-            <w:r>
-              <w:rPr>
-                <w:b w:val="1"/>
-                <w:bCs w:val="1"/>
-              </w:rPr>
-              <w:t>Enable</w:t>
-            </w:r>
-            <w:r>
-              <w:t xml:space="preserve"> to activate, and input a custom variable name to store the value under if desired.</w:t>
-            </w:r>
-          </w:p>
-        </w:tc>
-      </w:tr>
-      <w:tr>
-        <w:trPr>
-          <w:trHeight w:hRule="atLeast" w:val="300"/>
-        </w:trPr>
-        <w:tc>
-          <w:tcPr>
-            <w:tcW w:w="1825" w:type="dxa"/>
-            <w:vAlign w:val="center"/>
-          </w:tcPr>
-          <w:p>
-            <w:pPr>
-              <w:spacing w:before="0" w:after="0" w:beforeAutospacing="0" w:afterAutospacing="0"/>
-            </w:pPr>
-            <w:r>
-              <w:t>Action type</w:t>
-            </w:r>
-          </w:p>
-        </w:tc>
-        <w:tc>
-          <w:tcPr>
-            <w:tcW w:w="7535" w:type="dxa"/>
-            <w:vAlign w:val="center"/>
-          </w:tcPr>
-          <w:p>
-            <w:pPr>
-              <w:spacing w:before="0" w:after="0" w:beforeAutospacing="0" w:afterAutospacing="0"/>
-            </w:pPr>
-            <w:r>
-              <w:t xml:space="preserve">Action type used by the AI Prompt node.  </w:t>
-            </w:r>
-          </w:p>
-          <w:p>
-            <w:pPr>
-              <w:spacing w:before="0" w:after="0" w:beforeAutospacing="0" w:afterAutospacing="0"/>
-            </w:pPr>
-            <w:r>
-              <w:t xml:space="preserve">Select </w:t>
-            </w:r>
-            <w:r>
-              <w:rPr>
-                <w:b w:val="1"/>
-                <w:bCs w:val="1"/>
-              </w:rPr>
-              <w:t>Enable</w:t>
-            </w:r>
-            <w:r>
-              <w:t xml:space="preserve"> to activate, and input a custom variable name to store the value under if desired.</w:t>
-            </w:r>
-          </w:p>
-        </w:tc>
-      </w:tr>
-      <w:tr>
-        <w:trPr>
-          <w:trHeight w:hRule="atLeast" w:val="300"/>
-        </w:trPr>
-        <w:tc>
-          <w:tcPr>
-            <w:tcW w:w="9360" w:type="dxa"/>
-            <w:gridSpan w:val="2"/>
-            <w:vAlign w:val="center"/>
-          </w:tcPr>
-          <w:p>
-            <w:pPr>
-              <w:spacing w:before="0" w:after="0" w:beforeAutospacing="0" w:afterAutospacing="0"/>
-              <w:jc w:val="center"/>
-              <w:rPr>
-                <w:b w:val="1"/>
-                <w:bCs w:val="1"/>
-              </w:rPr>
-            </w:pPr>
-            <w:r>
-              <w:rPr>
-                <w:b w:val="1"/>
-                <w:bCs w:val="1"/>
-              </w:rPr>
-              <w:t>Advanced</w:t>
-            </w:r>
-          </w:p>
-        </w:tc>
-      </w:tr>
-      <w:tr>
-        <w:trPr>
-          <w:trHeight w:hRule="atLeast" w:val="300"/>
-        </w:trPr>
-        <w:tc>
-          <w:tcPr>
-            <w:tcW w:w="1825" w:type="dxa"/>
-            <w:vAlign w:val="center"/>
-          </w:tcPr>
-          <w:p>
-            <w:pPr>
-              <w:spacing w:before="0" w:after="0" w:beforeAutospacing="0" w:afterAutospacing="0"/>
-              <w:jc w:val="center"/>
-            </w:pPr>
-            <w:r>
-              <w:rPr>
-                <w:b w:val="1"/>
-                <w:bCs w:val="1"/>
-              </w:rPr>
-              <w:t>Hide this node</w:t>
-            </w:r>
-          </w:p>
-        </w:tc>
-        <w:tc>
-          <w:tcPr>
-            <w:tcW w:w="7535" w:type="dxa"/>
-            <w:vAlign w:val="center"/>
-          </w:tcPr>
-          <w:p/>
-        </w:tc>
-      </w:tr>
-      <w:tr>
-        <w:trPr>
-          <w:trHeight w:hRule="atLeast" w:val="300"/>
-        </w:trPr>
-        <w:tc>
-          <w:tcPr>
-            <w:tcW w:w="1825" w:type="dxa"/>
-            <w:vAlign w:val="center"/>
-          </w:tcPr>
-          <w:p>
-            <w:pPr>
-              <w:spacing w:before="0" w:after="0" w:beforeAutospacing="0" w:afterAutospacing="0"/>
-            </w:pPr>
-            <w:r>
-              <w:t>Conditionally show this node if</w:t>
-            </w:r>
-          </w:p>
-        </w:tc>
-        <w:tc>
-          <w:tcPr>
-            <w:tcW w:w="7535" w:type="dxa"/>
-            <w:vAlign w:val="center"/>
-          </w:tcPr>
-          <w:p>
-            <w:pPr>
-              <w:spacing w:before="0" w:after="0" w:beforeAutospacing="0" w:afterAutospacing="0"/>
-            </w:pPr>
-            <w:r>
-              <w:t xml:space="preserve">No-code condition statement or low-code script that specifies a condition for presenting this node in the conversation. The condition must evaluate to true. </w:t>
             </w:r>
           </w:p>
         </w:tc>
@@ -1170,8 +818,1164 @@
           <w:bCs w:val="1"/>
           <w:noProof w:val="0"/>
           <w:color w:val="000000"/>
-          <w:sz w:val="22"/>
-          <w:szCs w:val="22"/>
+          <w:sz w:val="24"/>
+          <w:szCs w:val="24"/>
+          <w:rtl w:val="0"/>
+          <w:lang w:val="en-US" w:bidi="en-US" w:eastAsia="en-US"/>
+        </w:rPr>
+      </w:pPr>
+    </w:p>
+    <w:p>
+      <w:pPr>
+        <w:rPr>
+          <w:rFonts w:ascii="Calibri" w:hAnsi="Calibri" w:cs="Calibri" w:eastAsia="Calibri"/>
+          <w:b w:val="1"/>
+          <w:bCs w:val="1"/>
+          <w:noProof w:val="0"/>
+          <w:color w:val="000000"/>
+          <w:sz w:val="24"/>
+          <w:szCs w:val="24"/>
+          <w:rtl w:val="0"/>
+          <w:lang w:val="en-US" w:bidi="en-US" w:eastAsia="en-US"/>
+        </w:rPr>
+      </w:pPr>
+    </w:p>
+    <w:tbl>
+      <w:tblPr>
+        <w:tblStyle w:val="T2"/>
+        <w:tblW w:w="0" w:type="auto"/>
+        <w:tblBorders>
+          <w:top w:val="single" w:sz="6" w:space="0" w:shadow="0" w:frame="0" w:color="000000"/>
+          <w:left w:val="single" w:sz="6" w:space="0" w:shadow="0" w:frame="0" w:color="000000"/>
+          <w:bottom w:val="single" w:sz="6" w:space="0" w:shadow="0" w:frame="0" w:color="000000"/>
+          <w:right w:val="single" w:sz="6" w:space="0" w:shadow="0" w:frame="0" w:color="000000"/>
+        </w:tblBorders>
+        <w:tblLayout w:type="fixed"/>
+        <w:tblLook w:val="06A0"/>
+      </w:tblPr>
+      <w:tblGrid>
+        <w:gridCol w:w="1883"/>
+        <w:gridCol w:w="7477"/>
+      </w:tblGrid>
+      <w:tr>
+        <w:trPr>
+          <w:trHeight w:hRule="atLeast" w:val="300"/>
+        </w:trPr>
+        <w:tc>
+          <w:tcPr>
+            <w:tcW w:w="1883" w:type="dxa"/>
+            <w:vAlign w:val="center"/>
+          </w:tcPr>
+          <w:p>
+            <w:pPr>
+              <w:spacing w:before="0" w:after="0" w:beforeAutospacing="0" w:afterAutospacing="0"/>
+              <w:jc w:val="center"/>
+              <w:rPr>
+                <w:rFonts w:ascii="Calibri" w:hAnsi="Calibri"/>
+                <w:sz w:val="24"/>
+                <w:szCs w:val="24"/>
+              </w:rPr>
+            </w:pPr>
+            <w:r>
+              <w:rPr>
+                <w:rFonts w:ascii="Calibri" w:hAnsi="Calibri"/>
+                <w:b w:val="1"/>
+                <w:bCs w:val="1"/>
+                <w:sz w:val="24"/>
+                <w:szCs w:val="24"/>
+              </w:rPr>
+              <w:t>Property</w:t>
+            </w:r>
+          </w:p>
+        </w:tc>
+        <w:tc>
+          <w:tcPr>
+            <w:tcW w:w="7477" w:type="dxa"/>
+            <w:vAlign w:val="center"/>
+          </w:tcPr>
+          <w:p>
+            <w:pPr>
+              <w:spacing w:before="0" w:after="0" w:beforeAutospacing="0" w:afterAutospacing="0"/>
+              <w:jc w:val="center"/>
+              <w:rPr>
+                <w:rFonts w:ascii="Calibri" w:hAnsi="Calibri"/>
+                <w:sz w:val="24"/>
+                <w:szCs w:val="24"/>
+              </w:rPr>
+            </w:pPr>
+            <w:r>
+              <w:rPr>
+                <w:rFonts w:ascii="Calibri" w:hAnsi="Calibri"/>
+                <w:b w:val="1"/>
+                <w:bCs w:val="1"/>
+                <w:sz w:val="24"/>
+                <w:szCs w:val="24"/>
+              </w:rPr>
+              <w:t>Description</w:t>
+            </w:r>
+          </w:p>
+        </w:tc>
+      </w:tr>
+      <w:tr>
+        <w:trPr>
+          <w:trHeight w:hRule="atLeast" w:val="300"/>
+        </w:trPr>
+        <w:tc>
+          <w:tcPr>
+            <w:tcW w:w="1883" w:type="dxa"/>
+            <w:vAlign w:val="center"/>
+          </w:tcPr>
+          <w:p>
+            <w:pPr>
+              <w:spacing w:before="0" w:after="0" w:beforeAutospacing="0" w:afterAutospacing="0"/>
+              <w:jc w:val="center"/>
+              <w:rPr>
+                <w:rFonts w:ascii="Calibri" w:hAnsi="Calibri"/>
+                <w:sz w:val="24"/>
+                <w:szCs w:val="24"/>
+              </w:rPr>
+            </w:pPr>
+            <w:r>
+              <w:rPr>
+                <w:rFonts w:ascii="Calibri" w:hAnsi="Calibri"/>
+                <w:sz w:val="24"/>
+                <w:szCs w:val="24"/>
+              </w:rPr>
+              <w:t>Skills</w:t>
+            </w:r>
+          </w:p>
+        </w:tc>
+        <w:tc>
+          <w:tcPr>
+            <w:tcW w:w="7477" w:type="dxa"/>
+            <w:vAlign w:val="center"/>
+          </w:tcPr>
+          <w:p>
+            <w:pPr>
+              <w:spacing w:before="0" w:after="0" w:beforeAutospacing="0" w:afterAutospacing="0"/>
+              <w:ind w:left="0"/>
+              <w:rPr>
+                <w:rFonts w:ascii="Calibri" w:hAnsi="Calibri"/>
+                <w:sz w:val="24"/>
+                <w:szCs w:val="24"/>
+                <w:rtl w:val="0"/>
+                <w:lang w:val="en-US" w:bidi="en-US" w:eastAsia="en-US"/>
+              </w:rPr>
+            </w:pPr>
+            <w:r>
+              <w:rPr>
+                <w:rFonts w:ascii="Calibri" w:hAnsi="Calibri"/>
+                <w:sz w:val="24"/>
+                <w:szCs w:val="24"/>
+              </w:rPr>
+              <w:t xml:space="preserve">Now Assist AI skill or skills that the AI Prompt uses. </w:t>
+            </w:r>
+          </w:p>
+          <w:p>
+            <w:pPr>
+              <w:spacing w:before="0" w:after="0" w:beforeAutospacing="0" w:afterAutospacing="0"/>
+              <w:ind w:left="0"/>
+              <w:rPr>
+                <w:rFonts w:ascii="Calibri" w:hAnsi="Calibri"/>
+                <w:sz w:val="24"/>
+                <w:szCs w:val="24"/>
+              </w:rPr>
+            </w:pPr>
+            <w:r>
+              <w:rPr>
+                <w:rFonts w:ascii="Calibri" w:hAnsi="Calibri"/>
+                <w:sz w:val="24"/>
+                <w:szCs w:val="24"/>
+              </w:rPr>
+              <w:t>Select a skill from the dropdown, and define or modify the following options:</w:t>
+            </w:r>
+          </w:p>
+          <w:p>
+            <w:pPr>
+              <w:pStyle w:val="P2"/>
+              <w:numPr>
+                <w:ilvl w:val="0"/>
+                <w:numId w:val="1"/>
+              </w:numPr>
+              <w:spacing w:before="0" w:after="0" w:beforeAutospacing="0" w:afterAutospacing="0"/>
+              <w:rPr>
+                <w:rFonts w:ascii="Calibri" w:hAnsi="Calibri"/>
+                <w:sz w:val="24"/>
+                <w:szCs w:val="24"/>
+              </w:rPr>
+            </w:pPr>
+            <w:r>
+              <w:rPr>
+                <w:rFonts w:ascii="Calibri" w:hAnsi="Calibri"/>
+                <w:sz w:val="24"/>
+                <w:szCs w:val="24"/>
+              </w:rPr>
+              <w:t>Name</w:t>
+            </w:r>
+          </w:p>
+          <w:p>
+            <w:pPr>
+              <w:pStyle w:val="P2"/>
+              <w:numPr>
+                <w:ilvl w:val="0"/>
+                <w:numId w:val="1"/>
+              </w:numPr>
+              <w:spacing w:before="0" w:after="0" w:beforeAutospacing="0" w:afterAutospacing="0"/>
+              <w:rPr>
+                <w:rFonts w:ascii="Calibri" w:hAnsi="Calibri"/>
+                <w:sz w:val="24"/>
+                <w:szCs w:val="24"/>
+              </w:rPr>
+            </w:pPr>
+            <w:r>
+              <w:rPr>
+                <w:rFonts w:ascii="Calibri" w:hAnsi="Calibri"/>
+                <w:sz w:val="24"/>
+                <w:szCs w:val="24"/>
+              </w:rPr>
+              <w:t>Description</w:t>
+            </w:r>
+          </w:p>
+          <w:p>
+            <w:pPr>
+              <w:pStyle w:val="P2"/>
+              <w:numPr>
+                <w:ilvl w:val="0"/>
+                <w:numId w:val="1"/>
+              </w:numPr>
+              <w:suppressLineNumbers w:val="0"/>
+              <w:spacing w:lineRule="auto" w:line="259" w:before="0" w:after="0" w:beforeAutospacing="0" w:afterAutospacing="0"/>
+              <w:ind w:hanging="360" w:left="720" w:right="0"/>
+              <w:bidi w:val="0"/>
+              <w:jc w:val="left"/>
+              <w:rPr>
+                <w:rFonts w:ascii="Calibri" w:hAnsi="Calibri"/>
+                <w:sz w:val="24"/>
+                <w:szCs w:val="24"/>
+              </w:rPr>
+            </w:pPr>
+            <w:r>
+              <w:rPr>
+                <w:rFonts w:ascii="Calibri" w:hAnsi="Calibri"/>
+                <w:sz w:val="24"/>
+                <w:szCs w:val="24"/>
+              </w:rPr>
+              <w:t>Summary</w:t>
+            </w:r>
+          </w:p>
+          <w:p>
+            <w:pPr>
+              <w:pStyle w:val="P2"/>
+              <w:numPr>
+                <w:ilvl w:val="0"/>
+                <w:numId w:val="1"/>
+              </w:numPr>
+              <w:suppressLineNumbers w:val="0"/>
+              <w:spacing w:lineRule="auto" w:line="259" w:before="0" w:after="0" w:beforeAutospacing="0" w:afterAutospacing="0"/>
+              <w:ind w:hanging="360" w:left="720" w:right="0"/>
+              <w:bidi w:val="0"/>
+              <w:jc w:val="left"/>
+              <w:rPr>
+                <w:rFonts w:ascii="Calibri" w:hAnsi="Calibri"/>
+                <w:sz w:val="24"/>
+                <w:szCs w:val="24"/>
+              </w:rPr>
+            </w:pPr>
+            <w:r>
+              <w:rPr>
+                <w:rFonts w:ascii="Calibri" w:hAnsi="Calibri"/>
+                <w:sz w:val="24"/>
+                <w:szCs w:val="24"/>
+              </w:rPr>
+              <w:t>Arguments</w:t>
+            </w:r>
+            <w:r>
+              <w:rPr>
+                <w:rFonts w:ascii="Calibri" w:hAnsi="Calibri"/>
+                <w:sz w:val="24"/>
+                <w:szCs w:val="24"/>
+              </w:rPr>
+              <w:br w:type="textWrapping"/>
+            </w:r>
+            <w:r>
+              <w:rPr>
+                <w:rFonts w:ascii="Calibri" w:hAnsi="Calibri"/>
+                <w:sz w:val="24"/>
+                <w:szCs w:val="24"/>
+              </w:rPr>
+              <w:t>- Name</w:t>
+            </w:r>
+            <w:r>
+              <w:rPr>
+                <w:rFonts w:ascii="Calibri" w:hAnsi="Calibri"/>
+                <w:sz w:val="24"/>
+                <w:szCs w:val="24"/>
+              </w:rPr>
+              <w:br w:type="textWrapping"/>
+            </w:r>
+            <w:r>
+              <w:rPr>
+                <w:rFonts w:ascii="Calibri" w:hAnsi="Calibri"/>
+                <w:sz w:val="24"/>
+                <w:szCs w:val="24"/>
+              </w:rPr>
+              <w:t>- Description/Value</w:t>
+            </w:r>
+            <w:r>
+              <w:rPr>
+                <w:rFonts w:ascii="Calibri" w:hAnsi="Calibri"/>
+                <w:sz w:val="24"/>
+                <w:szCs w:val="24"/>
+              </w:rPr>
+              <w:br w:type="textWrapping"/>
+            </w:r>
+            <w:r>
+              <w:rPr>
+                <w:rFonts w:ascii="Calibri" w:hAnsi="Calibri"/>
+                <w:sz w:val="24"/>
+                <w:szCs w:val="24"/>
+              </w:rPr>
+              <w:t>- Pill Picker</w:t>
+            </w:r>
+            <w:r>
+              <w:rPr>
+                <w:rFonts w:ascii="Calibri" w:hAnsi="Calibri"/>
+                <w:sz w:val="24"/>
+                <w:szCs w:val="24"/>
+              </w:rPr>
+              <w:br w:type="textWrapping"/>
+            </w:r>
+            <w:r>
+              <w:rPr>
+                <w:rFonts w:ascii="Calibri" w:hAnsi="Calibri"/>
+                <w:sz w:val="24"/>
+                <w:szCs w:val="24"/>
+              </w:rPr>
+              <w:t>- Script</w:t>
+            </w:r>
+            <w:r>
+              <w:rPr>
+                <w:rFonts w:ascii="Calibri" w:hAnsi="Calibri"/>
+                <w:sz w:val="24"/>
+                <w:szCs w:val="24"/>
+              </w:rPr>
+              <w:br w:type="textWrapping"/>
+            </w:r>
+            <w:r>
+              <w:rPr>
+                <w:rFonts w:ascii="Calibri" w:hAnsi="Calibri"/>
+                <w:sz w:val="24"/>
+                <w:szCs w:val="24"/>
+              </w:rPr>
+              <w:t>- Pass as Description OR Value</w:t>
+            </w:r>
+            <w:r>
+              <w:rPr>
+                <w:rFonts w:ascii="Calibri" w:hAnsi="Calibri"/>
+                <w:sz w:val="24"/>
+                <w:szCs w:val="24"/>
+              </w:rPr>
+              <w:br w:type="textWrapping"/>
+            </w:r>
+          </w:p>
+          <w:p>
+            <w:pPr>
+              <w:suppressLineNumbers w:val="0"/>
+              <w:spacing w:lineRule="auto" w:line="259" w:before="0" w:after="0" w:beforeAutospacing="0" w:afterAutospacing="0"/>
+              <w:ind w:left="0" w:right="0"/>
+              <w:bidi w:val="0"/>
+              <w:jc w:val="left"/>
+              <w:rPr>
+                <w:rFonts w:ascii="Calibri" w:hAnsi="Calibri"/>
+                <w:sz w:val="24"/>
+                <w:szCs w:val="24"/>
+              </w:rPr>
+            </w:pPr>
+            <w:r>
+              <w:rPr>
+                <w:rFonts w:ascii="Calibri" w:hAnsi="Calibri"/>
+                <w:sz w:val="24"/>
+                <w:szCs w:val="24"/>
+              </w:rPr>
+              <w:t>You can add multiple Skills to the AI Prompt.</w:t>
+            </w:r>
+          </w:p>
+        </w:tc>
+      </w:tr>
+      <w:tr>
+        <w:trPr>
+          <w:trHeight w:hRule="atLeast" w:val="300"/>
+        </w:trPr>
+        <w:tc>
+          <w:tcPr>
+            <w:tcW w:w="1883" w:type="dxa"/>
+            <w:vAlign w:val="center"/>
+          </w:tcPr>
+          <w:p>
+            <w:pPr>
+              <w:spacing w:before="0" w:after="0" w:beforeAutospacing="0" w:afterAutospacing="0"/>
+              <w:rPr>
+                <w:rFonts w:ascii="Calibri" w:hAnsi="Calibri"/>
+                <w:sz w:val="24"/>
+                <w:szCs w:val="24"/>
+              </w:rPr>
+            </w:pPr>
+            <w:r>
+              <w:rPr>
+                <w:rFonts w:ascii="Calibri" w:hAnsi="Calibri"/>
+                <w:sz w:val="24"/>
+                <w:szCs w:val="24"/>
+              </w:rPr>
+              <w:t>Examples</w:t>
+            </w:r>
+          </w:p>
+        </w:tc>
+        <w:tc>
+          <w:tcPr>
+            <w:tcW w:w="7477" w:type="dxa"/>
+            <w:vAlign w:val="center"/>
+          </w:tcPr>
+          <w:p>
+            <w:pPr>
+              <w:pStyle w:val="P2"/>
+              <w:numPr>
+                <w:ilvl w:val="0"/>
+                <w:numId w:val="1"/>
+              </w:numPr>
+              <w:spacing w:before="0" w:after="0" w:beforeAutospacing="0" w:afterAutospacing="0"/>
+              <w:rPr>
+                <w:rFonts w:ascii="Calibri" w:hAnsi="Calibri"/>
+                <w:sz w:val="24"/>
+                <w:szCs w:val="24"/>
+              </w:rPr>
+            </w:pPr>
+            <w:r>
+              <w:rPr>
+                <w:rFonts w:ascii="Calibri" w:hAnsi="Calibri"/>
+                <w:sz w:val="24"/>
+                <w:szCs w:val="24"/>
+              </w:rPr>
+              <w:t>Text field to define any examples to the AI Prompt.</w:t>
+            </w:r>
+          </w:p>
+          <w:p>
+            <w:pPr>
+              <w:pStyle w:val="P2"/>
+              <w:numPr>
+                <w:ilvl w:val="0"/>
+                <w:numId w:val="1"/>
+              </w:numPr>
+              <w:spacing w:before="0" w:after="0" w:beforeAutospacing="0" w:afterAutospacing="0"/>
+              <w:rPr>
+                <w:rFonts w:ascii="Calibri" w:hAnsi="Calibri"/>
+                <w:sz w:val="24"/>
+                <w:szCs w:val="24"/>
+              </w:rPr>
+            </w:pPr>
+            <w:r>
+              <w:rPr>
+                <w:rFonts w:ascii="Calibri" w:hAnsi="Calibri"/>
+                <w:sz w:val="24"/>
+                <w:szCs w:val="24"/>
+              </w:rPr>
+              <w:t>Pill Picker</w:t>
+            </w:r>
+          </w:p>
+          <w:p>
+            <w:pPr>
+              <w:pStyle w:val="P2"/>
+              <w:numPr>
+                <w:ilvl w:val="0"/>
+                <w:numId w:val="1"/>
+              </w:numPr>
+              <w:spacing w:before="0" w:after="0" w:beforeAutospacing="0" w:afterAutospacing="0"/>
+              <w:rPr>
+                <w:rFonts w:ascii="Calibri" w:hAnsi="Calibri"/>
+                <w:sz w:val="24"/>
+                <w:szCs w:val="24"/>
+              </w:rPr>
+            </w:pPr>
+            <w:r>
+              <w:rPr>
+                <w:rFonts w:ascii="Calibri" w:hAnsi="Calibri"/>
+                <w:sz w:val="24"/>
+                <w:szCs w:val="24"/>
+              </w:rPr>
+              <w:t>Script</w:t>
+            </w:r>
+          </w:p>
+        </w:tc>
+      </w:tr>
+      <w:tr>
+        <w:trPr>
+          <w:trHeight w:hRule="atLeast" w:val="300"/>
+        </w:trPr>
+        <w:tc>
+          <w:tcPr>
+            <w:tcW w:w="1883" w:type="dxa"/>
+            <w:vAlign w:val="center"/>
+          </w:tcPr>
+          <w:p>
+            <w:pPr>
+              <w:spacing w:before="0" w:after="0" w:beforeAutospacing="0" w:afterAutospacing="0"/>
+              <w:rPr>
+                <w:rFonts w:ascii="Calibri" w:hAnsi="Calibri"/>
+                <w:sz w:val="24"/>
+                <w:szCs w:val="24"/>
+              </w:rPr>
+            </w:pPr>
+            <w:r>
+              <w:rPr>
+                <w:rFonts w:ascii="Calibri" w:hAnsi="Calibri"/>
+                <w:sz w:val="24"/>
+                <w:szCs w:val="24"/>
+              </w:rPr>
+              <w:t>User message</w:t>
+            </w:r>
+          </w:p>
+        </w:tc>
+        <w:tc>
+          <w:tcPr>
+            <w:tcW w:w="7477" w:type="dxa"/>
+            <w:vAlign w:val="center"/>
+          </w:tcPr>
+          <w:p>
+            <w:pPr>
+              <w:pStyle w:val="P2"/>
+              <w:numPr>
+                <w:ilvl w:val="0"/>
+                <w:numId w:val="1"/>
+              </w:numPr>
+              <w:suppressLineNumbers w:val="0"/>
+              <w:spacing w:lineRule="auto" w:line="259" w:before="0" w:after="0" w:beforeAutospacing="0" w:afterAutospacing="0"/>
+              <w:ind w:hanging="360" w:left="720" w:right="0"/>
+              <w:bidi w:val="0"/>
+              <w:jc w:val="left"/>
+              <w:rPr>
+                <w:rFonts w:ascii="Calibri" w:hAnsi="Calibri"/>
+                <w:sz w:val="24"/>
+                <w:szCs w:val="24"/>
+              </w:rPr>
+            </w:pPr>
+            <w:r>
+              <w:rPr>
+                <w:rFonts w:ascii="Calibri" w:hAnsi="Calibri"/>
+                <w:sz w:val="24"/>
+                <w:szCs w:val="24"/>
+              </w:rPr>
+              <w:t>Text field to input the message collected from the user.</w:t>
+            </w:r>
+          </w:p>
+          <w:p>
+            <w:pPr>
+              <w:pStyle w:val="P2"/>
+              <w:numPr>
+                <w:ilvl w:val="0"/>
+                <w:numId w:val="1"/>
+              </w:numPr>
+              <w:suppressLineNumbers w:val="0"/>
+              <w:spacing w:lineRule="auto" w:line="259" w:before="0" w:after="0" w:beforeAutospacing="0" w:afterAutospacing="0"/>
+              <w:ind w:hanging="360" w:left="720" w:right="0"/>
+              <w:bidi w:val="0"/>
+              <w:jc w:val="left"/>
+              <w:rPr>
+                <w:rFonts w:ascii="Calibri" w:hAnsi="Calibri"/>
+                <w:sz w:val="24"/>
+                <w:szCs w:val="24"/>
+              </w:rPr>
+            </w:pPr>
+            <w:r>
+              <w:rPr>
+                <w:rFonts w:ascii="Calibri" w:hAnsi="Calibri"/>
+                <w:sz w:val="24"/>
+                <w:szCs w:val="24"/>
+              </w:rPr>
+              <w:t>Pill Picker</w:t>
+            </w:r>
+          </w:p>
+          <w:p>
+            <w:pPr>
+              <w:pStyle w:val="P2"/>
+              <w:suppressLineNumbers w:val="0"/>
+              <w:spacing w:lineRule="auto" w:line="259" w:before="0" w:after="0" w:beforeAutospacing="0" w:afterAutospacing="0"/>
+              <w:ind w:hanging="360" w:left="720" w:right="0"/>
+              <w:bidi w:val="0"/>
+              <w:jc w:val="left"/>
+              <w:rPr>
+                <w:rFonts w:ascii="Calibri" w:hAnsi="Calibri"/>
+                <w:sz w:val="24"/>
+                <w:szCs w:val="24"/>
+              </w:rPr>
+            </w:pPr>
+            <w:r>
+              <w:rPr>
+                <w:rFonts w:ascii="Calibri" w:hAnsi="Calibri"/>
+                <w:sz w:val="24"/>
+                <w:szCs w:val="24"/>
+              </w:rPr>
+              <w:t>Script</w:t>
+            </w:r>
+          </w:p>
+        </w:tc>
+      </w:tr>
+      <w:tr>
+        <w:trPr>
+          <w:trHeight w:hRule="atLeast" w:val="300"/>
+        </w:trPr>
+        <w:tc>
+          <w:tcPr>
+            <w:tcW w:w="9360" w:type="dxa"/>
+            <w:gridSpan w:val="2"/>
+            <w:vAlign w:val="center"/>
+          </w:tcPr>
+          <w:p>
+            <w:pPr>
+              <w:pStyle w:val="P2"/>
+              <w:suppressLineNumbers w:val="0"/>
+              <w:spacing w:lineRule="auto" w:line="259" w:before="0" w:after="0" w:beforeAutospacing="0" w:afterAutospacing="0"/>
+              <w:ind w:hanging="360" w:left="720" w:right="0"/>
+              <w:bidi w:val="0"/>
+              <w:jc w:val="center"/>
+              <w:rPr>
+                <w:rFonts w:ascii="Calibri" w:hAnsi="Calibri"/>
+                <w:sz w:val="24"/>
+                <w:szCs w:val="24"/>
+              </w:rPr>
+            </w:pPr>
+            <w:r>
+              <w:rPr>
+                <w:rFonts w:ascii="Calibri" w:hAnsi="Calibri"/>
+                <w:b w:val="1"/>
+                <w:bCs w:val="1"/>
+                <w:sz w:val="24"/>
+                <w:szCs w:val="24"/>
+              </w:rPr>
+              <w:t>Freeform properties</w:t>
+            </w:r>
+          </w:p>
+        </w:tc>
+      </w:tr>
+      <w:tr>
+        <w:trPr>
+          <w:trHeight w:hRule="atLeast" w:val="300"/>
+        </w:trPr>
+        <w:tc>
+          <w:tcPr>
+            <w:tcW w:w="1883" w:type="dxa"/>
+            <w:vAlign w:val="center"/>
+          </w:tcPr>
+          <w:p>
+            <w:pPr>
+              <w:spacing w:before="0" w:after="0" w:beforeAutospacing="0" w:afterAutospacing="0"/>
+              <w:rPr>
+                <w:rFonts w:ascii="Calibri" w:hAnsi="Calibri"/>
+                <w:sz w:val="24"/>
+                <w:szCs w:val="24"/>
+              </w:rPr>
+            </w:pPr>
+            <w:r>
+              <w:rPr>
+                <w:rFonts w:ascii="Calibri" w:hAnsi="Calibri"/>
+                <w:sz w:val="24"/>
+                <w:szCs w:val="24"/>
+              </w:rPr>
+              <w:t>System prompt</w:t>
+            </w:r>
+          </w:p>
+        </w:tc>
+        <w:tc>
+          <w:tcPr>
+            <w:tcW w:w="7477" w:type="dxa"/>
+            <w:vAlign w:val="center"/>
+          </w:tcPr>
+          <w:p>
+            <w:pPr>
+              <w:spacing w:before="0" w:after="0" w:beforeAutospacing="0" w:afterAutospacing="0"/>
+              <w:rPr>
+                <w:rFonts w:ascii="Calibri" w:hAnsi="Calibri"/>
+                <w:sz w:val="24"/>
+                <w:szCs w:val="24"/>
+              </w:rPr>
+            </w:pPr>
+            <w:r>
+              <w:rPr>
+                <w:rFonts w:ascii="Calibri" w:hAnsi="Calibri"/>
+                <w:sz w:val="24"/>
+                <w:szCs w:val="24"/>
+              </w:rPr>
+              <w:t xml:space="preserve">Text string or script that returns text. This value is used when the default value is not specified. For example, </w:t>
+            </w:r>
+            <w:r>
+              <w:rPr>
+                <w:rFonts w:ascii="Calibri" w:hAnsi="Calibri"/>
+                <w:i w:val="1"/>
+                <w:iCs w:val="1"/>
+                <w:sz w:val="24"/>
+                <w:szCs w:val="24"/>
+              </w:rPr>
+              <w:t>What is your name?</w:t>
+            </w:r>
+            <w:r>
+              <w:rPr>
+                <w:rFonts w:ascii="Calibri" w:hAnsi="Calibri"/>
+                <w:sz w:val="24"/>
+                <w:szCs w:val="24"/>
+              </w:rPr>
+              <w:t xml:space="preserve"> </w:t>
+            </w:r>
+          </w:p>
+          <w:p>
+            <w:pPr>
+              <w:spacing w:before="0" w:after="0" w:beforeAutospacing="0" w:afterAutospacing="0"/>
+              <w:rPr>
+                <w:rFonts w:ascii="Calibri" w:hAnsi="Calibri"/>
+                <w:sz w:val="24"/>
+                <w:szCs w:val="24"/>
+              </w:rPr>
+            </w:pPr>
+            <w:r>
+              <w:rPr>
+                <w:rFonts w:ascii="Calibri" w:hAnsi="Calibri"/>
+                <w:sz w:val="24"/>
+                <w:szCs w:val="24"/>
+              </w:rPr>
+              <w:t>You can also select a variable using the pill picker, or define a script.</w:t>
+            </w:r>
+          </w:p>
+        </w:tc>
+      </w:tr>
+      <w:tr>
+        <w:trPr>
+          <w:trHeight w:hRule="atLeast" w:val="300"/>
+        </w:trPr>
+        <w:tc>
+          <w:tcPr>
+            <w:tcW w:w="1883" w:type="dxa"/>
+            <w:vAlign w:val="center"/>
+          </w:tcPr>
+          <w:p>
+            <w:pPr>
+              <w:spacing w:before="0" w:after="0" w:beforeAutospacing="0" w:afterAutospacing="0"/>
+              <w:rPr>
+                <w:rFonts w:ascii="Calibri" w:hAnsi="Calibri"/>
+                <w:sz w:val="24"/>
+                <w:szCs w:val="24"/>
+              </w:rPr>
+            </w:pPr>
+            <w:r>
+              <w:rPr>
+                <w:rFonts w:ascii="Calibri" w:hAnsi="Calibri"/>
+                <w:sz w:val="24"/>
+                <w:szCs w:val="24"/>
+              </w:rPr>
+              <w:t>User message</w:t>
+            </w:r>
+          </w:p>
+        </w:tc>
+        <w:tc>
+          <w:tcPr>
+            <w:tcW w:w="7477" w:type="dxa"/>
+            <w:vAlign w:val="center"/>
+          </w:tcPr>
+          <w:p>
+            <w:pPr>
+              <w:spacing w:before="0" w:after="0" w:beforeAutospacing="0" w:afterAutospacing="0"/>
+              <w:rPr>
+                <w:rFonts w:ascii="Calibri" w:hAnsi="Calibri"/>
+                <w:sz w:val="24"/>
+                <w:szCs w:val="24"/>
+              </w:rPr>
+            </w:pPr>
+            <w:r>
+              <w:rPr>
+                <w:rFonts w:ascii="Calibri" w:hAnsi="Calibri"/>
+                <w:sz w:val="24"/>
+                <w:szCs w:val="24"/>
+              </w:rPr>
+              <w:t xml:space="preserve">Text string or script input by user. </w:t>
+            </w:r>
+          </w:p>
+          <w:p>
+            <w:pPr>
+              <w:spacing w:before="0" w:after="0" w:beforeAutospacing="0" w:afterAutospacing="0"/>
+              <w:rPr>
+                <w:rFonts w:ascii="Calibri" w:hAnsi="Calibri"/>
+                <w:sz w:val="24"/>
+                <w:szCs w:val="24"/>
+              </w:rPr>
+            </w:pPr>
+            <w:r>
+              <w:rPr>
+                <w:rFonts w:ascii="Calibri" w:hAnsi="Calibri"/>
+                <w:sz w:val="24"/>
+                <w:szCs w:val="24"/>
+              </w:rPr>
+              <w:t>You can also select a variable using the pill picker, or define a script.</w:t>
+            </w:r>
+          </w:p>
+        </w:tc>
+      </w:tr>
+      <w:tr>
+        <w:trPr>
+          <w:trHeight w:hRule="atLeast" w:val="300"/>
+        </w:trPr>
+        <w:tc>
+          <w:tcPr>
+            <w:tcW w:w="9360" w:type="dxa"/>
+            <w:gridSpan w:val="2"/>
+            <w:vAlign w:val="center"/>
+          </w:tcPr>
+          <w:p>
+            <w:pPr>
+              <w:spacing w:before="0" w:after="0" w:beforeAutospacing="0" w:afterAutospacing="0"/>
+              <w:jc w:val="center"/>
+              <w:rPr>
+                <w:rFonts w:ascii="Calibri" w:hAnsi="Calibri"/>
+                <w:sz w:val="24"/>
+                <w:szCs w:val="24"/>
+              </w:rPr>
+            </w:pPr>
+            <w:r>
+              <w:rPr>
+                <w:rFonts w:ascii="Calibri" w:hAnsi="Calibri"/>
+                <w:b w:val="1"/>
+                <w:bCs w:val="1"/>
+                <w:sz w:val="24"/>
+                <w:szCs w:val="24"/>
+                <w:rtl w:val="0"/>
+                <w:lang w:val="en-US" w:bidi="en-US" w:eastAsia="en-US"/>
+              </w:rPr>
+              <w:t>Outputs</w:t>
+            </w:r>
+          </w:p>
+        </w:tc>
+      </w:tr>
+      <w:tr>
+        <w:trPr>
+          <w:trHeight w:hRule="atLeast" w:val="300"/>
+        </w:trPr>
+        <w:tc>
+          <w:tcPr>
+            <w:tcW w:w="1883" w:type="dxa"/>
+            <w:vAlign w:val="center"/>
+          </w:tcPr>
+          <w:p>
+            <w:pPr>
+              <w:spacing w:before="0" w:after="0" w:beforeAutospacing="0" w:afterAutospacing="0"/>
+              <w:rPr>
+                <w:rFonts w:ascii="Calibri" w:hAnsi="Calibri"/>
+                <w:sz w:val="24"/>
+                <w:szCs w:val="24"/>
+              </w:rPr>
+            </w:pPr>
+            <w:r>
+              <w:rPr>
+                <w:rFonts w:ascii="Calibri" w:hAnsi="Calibri"/>
+                <w:sz w:val="24"/>
+                <w:szCs w:val="24"/>
+              </w:rPr>
+              <w:t>Response</w:t>
+            </w:r>
+          </w:p>
+        </w:tc>
+        <w:tc>
+          <w:tcPr>
+            <w:tcW w:w="7477" w:type="dxa"/>
+            <w:vAlign w:val="center"/>
+          </w:tcPr>
+          <w:p>
+            <w:pPr>
+              <w:spacing w:before="0" w:after="0" w:beforeAutospacing="0" w:afterAutospacing="0"/>
+              <w:rPr>
+                <w:rFonts w:ascii="Calibri" w:hAnsi="Calibri"/>
+                <w:sz w:val="24"/>
+                <w:szCs w:val="24"/>
+              </w:rPr>
+            </w:pPr>
+            <w:r>
+              <w:rPr>
+                <w:rFonts w:ascii="Calibri" w:hAnsi="Calibri"/>
+                <w:sz w:val="24"/>
+                <w:szCs w:val="24"/>
+              </w:rPr>
+              <w:t xml:space="preserve">Response from the AI Prompt node. </w:t>
+            </w:r>
+          </w:p>
+          <w:p>
+            <w:pPr>
+              <w:spacing w:before="0" w:after="0" w:beforeAutospacing="0" w:afterAutospacing="0"/>
+              <w:rPr>
+                <w:rFonts w:ascii="Calibri" w:hAnsi="Calibri"/>
+                <w:sz w:val="24"/>
+                <w:szCs w:val="24"/>
+              </w:rPr>
+            </w:pPr>
+            <w:r>
+              <w:rPr>
+                <w:rFonts w:ascii="Calibri" w:hAnsi="Calibri"/>
+                <w:sz w:val="24"/>
+                <w:szCs w:val="24"/>
+              </w:rPr>
+              <w:t xml:space="preserve">Select </w:t>
+            </w:r>
+            <w:r>
+              <w:rPr>
+                <w:rFonts w:ascii="Calibri" w:hAnsi="Calibri"/>
+                <w:b w:val="1"/>
+                <w:bCs w:val="1"/>
+                <w:sz w:val="24"/>
+                <w:szCs w:val="24"/>
+              </w:rPr>
+              <w:t>Enable</w:t>
+            </w:r>
+            <w:r>
+              <w:rPr>
+                <w:rFonts w:ascii="Calibri" w:hAnsi="Calibri"/>
+                <w:sz w:val="24"/>
+                <w:szCs w:val="24"/>
+              </w:rPr>
+              <w:t xml:space="preserve"> to activate, and input a custom variable name to store the value under if desired.</w:t>
+            </w:r>
+          </w:p>
+        </w:tc>
+      </w:tr>
+      <w:tr>
+        <w:trPr>
+          <w:trHeight w:hRule="atLeast" w:val="300"/>
+        </w:trPr>
+        <w:tc>
+          <w:tcPr>
+            <w:tcW w:w="1883" w:type="dxa"/>
+            <w:vAlign w:val="center"/>
+          </w:tcPr>
+          <w:p>
+            <w:pPr>
+              <w:spacing w:before="0" w:after="0" w:beforeAutospacing="0" w:afterAutospacing="0"/>
+              <w:rPr>
+                <w:rFonts w:ascii="Calibri" w:hAnsi="Calibri"/>
+                <w:sz w:val="24"/>
+                <w:szCs w:val="24"/>
+              </w:rPr>
+            </w:pPr>
+            <w:r>
+              <w:rPr>
+                <w:rFonts w:ascii="Calibri" w:hAnsi="Calibri"/>
+                <w:sz w:val="24"/>
+                <w:szCs w:val="24"/>
+              </w:rPr>
+              <w:t>Action type</w:t>
+            </w:r>
+          </w:p>
+        </w:tc>
+        <w:tc>
+          <w:tcPr>
+            <w:tcW w:w="7477" w:type="dxa"/>
+            <w:vAlign w:val="center"/>
+          </w:tcPr>
+          <w:p>
+            <w:pPr>
+              <w:spacing w:before="0" w:after="0" w:beforeAutospacing="0" w:afterAutospacing="0"/>
+              <w:rPr>
+                <w:rFonts w:ascii="Calibri" w:hAnsi="Calibri"/>
+                <w:sz w:val="24"/>
+                <w:szCs w:val="24"/>
+              </w:rPr>
+            </w:pPr>
+            <w:r>
+              <w:rPr>
+                <w:rFonts w:ascii="Calibri" w:hAnsi="Calibri"/>
+                <w:sz w:val="24"/>
+                <w:szCs w:val="24"/>
+              </w:rPr>
+              <w:t xml:space="preserve">Action type used by the AI Prompt node.  </w:t>
+            </w:r>
+          </w:p>
+          <w:p>
+            <w:pPr>
+              <w:spacing w:before="0" w:after="0" w:beforeAutospacing="0" w:afterAutospacing="0"/>
+              <w:rPr>
+                <w:rFonts w:ascii="Calibri" w:hAnsi="Calibri"/>
+                <w:sz w:val="24"/>
+                <w:szCs w:val="24"/>
+              </w:rPr>
+            </w:pPr>
+            <w:r>
+              <w:rPr>
+                <w:rFonts w:ascii="Calibri" w:hAnsi="Calibri"/>
+                <w:sz w:val="24"/>
+                <w:szCs w:val="24"/>
+              </w:rPr>
+              <w:t xml:space="preserve">Select </w:t>
+            </w:r>
+            <w:r>
+              <w:rPr>
+                <w:rFonts w:ascii="Calibri" w:hAnsi="Calibri"/>
+                <w:b w:val="1"/>
+                <w:bCs w:val="1"/>
+                <w:sz w:val="24"/>
+                <w:szCs w:val="24"/>
+              </w:rPr>
+              <w:t>Enable</w:t>
+            </w:r>
+            <w:r>
+              <w:rPr>
+                <w:rFonts w:ascii="Calibri" w:hAnsi="Calibri"/>
+                <w:sz w:val="24"/>
+                <w:szCs w:val="24"/>
+              </w:rPr>
+              <w:t xml:space="preserve"> to activate, and input a custom variable name to store the value under if desired.</w:t>
+            </w:r>
+          </w:p>
+        </w:tc>
+      </w:tr>
+      <w:tr>
+        <w:trPr>
+          <w:trHeight w:hRule="atLeast" w:val="300"/>
+        </w:trPr>
+        <w:tc>
+          <w:tcPr>
+            <w:tcW w:w="9360" w:type="dxa"/>
+            <w:gridSpan w:val="2"/>
+            <w:vAlign w:val="center"/>
+          </w:tcPr>
+          <w:p>
+            <w:pPr>
+              <w:spacing w:before="0" w:after="0" w:beforeAutospacing="0" w:afterAutospacing="0"/>
+              <w:jc w:val="center"/>
+              <w:rPr>
+                <w:rFonts w:ascii="Calibri" w:hAnsi="Calibri"/>
+                <w:b w:val="1"/>
+                <w:bCs w:val="1"/>
+                <w:sz w:val="24"/>
+                <w:szCs w:val="24"/>
+              </w:rPr>
+            </w:pPr>
+            <w:r>
+              <w:rPr>
+                <w:rFonts w:ascii="Calibri" w:hAnsi="Calibri"/>
+                <w:b w:val="1"/>
+                <w:bCs w:val="1"/>
+                <w:sz w:val="24"/>
+                <w:szCs w:val="24"/>
+              </w:rPr>
+              <w:t>Advanced</w:t>
+            </w:r>
+          </w:p>
+        </w:tc>
+      </w:tr>
+      <w:tr>
+        <w:trPr>
+          <w:trHeight w:hRule="atLeast" w:val="300"/>
+        </w:trPr>
+        <w:tc>
+          <w:tcPr>
+            <w:tcW w:w="1883" w:type="dxa"/>
+            <w:vAlign w:val="center"/>
+          </w:tcPr>
+          <w:p>
+            <w:pPr>
+              <w:spacing w:before="0" w:after="0" w:beforeAutospacing="0" w:afterAutospacing="0"/>
+              <w:jc w:val="center"/>
+              <w:rPr>
+                <w:rFonts w:ascii="Calibri" w:hAnsi="Calibri"/>
+                <w:sz w:val="24"/>
+                <w:szCs w:val="24"/>
+              </w:rPr>
+            </w:pPr>
+            <w:r>
+              <w:rPr>
+                <w:rFonts w:ascii="Calibri" w:hAnsi="Calibri"/>
+                <w:b w:val="1"/>
+                <w:bCs w:val="1"/>
+                <w:sz w:val="24"/>
+                <w:szCs w:val="24"/>
+              </w:rPr>
+              <w:t>Hide this node</w:t>
+            </w:r>
+          </w:p>
+        </w:tc>
+        <w:tc>
+          <w:tcPr>
+            <w:tcW w:w="7477" w:type="dxa"/>
+            <w:vAlign w:val="center"/>
+          </w:tcPr>
+          <w:p>
+            <w:pPr>
+              <w:rPr>
+                <w:rFonts w:ascii="Calibri" w:hAnsi="Calibri"/>
+                <w:sz w:val="24"/>
+                <w:szCs w:val="24"/>
+              </w:rPr>
+            </w:pPr>
+          </w:p>
+        </w:tc>
+      </w:tr>
+      <w:tr>
+        <w:trPr>
+          <w:trHeight w:hRule="atLeast" w:val="300"/>
+        </w:trPr>
+        <w:tc>
+          <w:tcPr>
+            <w:tcW w:w="1883" w:type="dxa"/>
+            <w:vAlign w:val="center"/>
+          </w:tcPr>
+          <w:p>
+            <w:pPr>
+              <w:spacing w:before="0" w:after="0" w:beforeAutospacing="0" w:afterAutospacing="0"/>
+              <w:rPr>
+                <w:rFonts w:ascii="Calibri" w:hAnsi="Calibri"/>
+                <w:sz w:val="24"/>
+                <w:szCs w:val="24"/>
+              </w:rPr>
+            </w:pPr>
+            <w:r>
+              <w:rPr>
+                <w:rFonts w:ascii="Calibri" w:hAnsi="Calibri"/>
+                <w:sz w:val="24"/>
+                <w:szCs w:val="24"/>
+              </w:rPr>
+              <w:t>Conditionally show this node if</w:t>
+            </w:r>
+          </w:p>
+        </w:tc>
+        <w:tc>
+          <w:tcPr>
+            <w:tcW w:w="7477" w:type="dxa"/>
+            <w:vAlign w:val="center"/>
+          </w:tcPr>
+          <w:p>
+            <w:pPr>
+              <w:spacing w:before="0" w:after="0" w:beforeAutospacing="0" w:afterAutospacing="0"/>
+              <w:rPr>
+                <w:rFonts w:ascii="Calibri" w:hAnsi="Calibri"/>
+                <w:sz w:val="24"/>
+                <w:szCs w:val="24"/>
+              </w:rPr>
+            </w:pPr>
+            <w:r>
+              <w:rPr>
+                <w:rFonts w:ascii="Calibri" w:hAnsi="Calibri"/>
+                <w:sz w:val="24"/>
+                <w:szCs w:val="24"/>
+              </w:rPr>
+              <w:t xml:space="preserve">No-code condition statement or low-code script that specifies a condition for presenting this node in the conversation. The condition must evaluate to true. </w:t>
+            </w:r>
+          </w:p>
+        </w:tc>
+      </w:tr>
+    </w:tbl>
+    <w:p>
+      <w:pPr>
+        <w:pStyle w:val="P1"/>
+        <w:jc w:val="center"/>
+        <w:rPr>
+          <w:rFonts w:ascii="Calibri" w:hAnsi="Calibri" w:cs="Calibri" w:eastAsia="Calibri"/>
+          <w:b w:val="1"/>
+          <w:bCs w:val="1"/>
+          <w:noProof w:val="0"/>
+          <w:color w:val="000000"/>
+          <w:sz w:val="24"/>
+          <w:szCs w:val="24"/>
           <w:rtl w:val="0"/>
           <w:lang w:val="en-US" w:bidi="en-US" w:eastAsia="en-US"/>
         </w:rPr>
@@ -1183,8 +1987,8 @@
           <w:bCs w:val="1"/>
           <w:noProof w:val="0"/>
           <w:color w:val="000000"/>
-          <w:sz w:val="22"/>
-          <w:szCs w:val="22"/>
+          <w:sz w:val="24"/>
+          <w:szCs w:val="24"/>
           <w:rtl w:val="0"/>
           <w:lang w:val="en-US" w:bidi="en-US" w:eastAsia="en-US"/>
         </w:rPr>
@@ -1197,11 +2001,26 @@
           <w:bCs w:val="1"/>
           <w:noProof w:val="0"/>
           <w:color w:val="000000"/>
-          <w:sz w:val="22"/>
-          <w:szCs w:val="22"/>
-          <w:lang w:val="en-US"/>
+          <w:sz w:val="24"/>
+          <w:szCs w:val="24"/>
+          <w:rtl w:val="0"/>
+          <w:lang w:val="en-US" w:bidi="en-US" w:eastAsia="en-US"/>
         </w:rPr>
-        <w:t>Example AI Prompt controls</w:t>
+        <w:t xml:space="preserve">Example AI </w:t>
+      </w:r>
+      <w:r>
+        <w:rPr>
+          <w:rFonts w:ascii="Calibri" w:hAnsi="Calibri" w:cs="Calibri" w:eastAsia="Calibri"/>
+          <w:b w:val="1"/>
+          <w:bCs w:val="1"/>
+          <w:noProof w:val="0"/>
+          <w:color w:val="000000"/>
+          <w:sz w:val="24"/>
+          <w:szCs w:val="24"/>
+          <w:rtl w:val="0"/>
+          <w:lang w:val="en-US" w:bidi="en-US" w:eastAsia="en-US"/>
+        </w:rPr>
+        <w:t>prompt controls</w:t>
       </w:r>
     </w:p>
     <w:tbl>
@@ -1222,21 +2041,28 @@
           <w:p>
             <w:pPr>
               <w:pStyle w:val="P1"/>
+              <w:shd w:val="clear" w:fill="auto"/>
+              <w:spacing w:lineRule="auto" w:line="240" w:beforeAutospacing="0" w:afterAutospacing="0"/>
               <w:rPr>
                 <w:rFonts w:ascii="Calibri" w:hAnsi="Calibri" w:cs="Calibri" w:eastAsia="Calibri"/>
                 <w:b w:val="1"/>
                 <w:bCs w:val="1"/>
                 <w:noProof w:val="0"/>
                 <w:color w:val="000000"/>
-                <w:sz w:val="22"/>
-                <w:szCs w:val="22"/>
+                <w:sz w:val="24"/>
+                <w:szCs w:val="24"/>
                 <w:lang w:val="en-US"/>
               </w:rPr>
             </w:pPr>
             <w:r>
+              <w:rPr>
+                <w:rFonts w:ascii="Calibri" w:hAnsi="Calibri"/>
+                <w:sz w:val="24"/>
+                <w:szCs w:val="24"/>
+              </w:rPr>
               <w:drawing>
                 <wp:inline xmlns:wp="http://schemas.openxmlformats.org/drawingml/2006/wordprocessingDrawing" distT="0" distB="0" distL="0" distR="0">
-                  <wp:extent cx="1150620" cy="2832100"/>
+                  <wp:extent cx="1148080" cy="2826385"/>
                   <wp:effectExtent l="0" t="0" r="0" b="0"/>
                   <wp:docPr id="1" name="Picture 4"/>
                   <wp:cNvGraphicFramePr>
@@ -1259,7 +2085,7 @@
                         <pic:spPr>
                           <a:xfrm>
                             <a:off x="0" y="0"/>
-                            <a:ext cx="1150620" cy="2832100"/>
+                            <a:ext cx="1148080" cy="2826385"/>
                           </a:xfrm>
                           <a:prstGeom prst="rect"/>
                         </pic:spPr>
@@ -1276,8 +2102,8 @@
                 <w:bCs w:val="1"/>
                 <w:noProof w:val="0"/>
                 <w:color w:val="000000"/>
-                <w:sz w:val="22"/>
-                <w:szCs w:val="22"/>
+                <w:sz w:val="24"/>
+                <w:szCs w:val="24"/>
                 <w:rtl w:val="0"/>
                 <w:lang w:val="en-US" w:bidi="en-US" w:eastAsia="en-US"/>
               </w:rPr>
@@ -1290,8 +2116,8 @@
                 <w:iCs w:val="1"/>
                 <w:noProof w:val="0"/>
                 <w:color w:val="000000"/>
-                <w:sz w:val="22"/>
-                <w:szCs w:val="22"/>
+                <w:sz w:val="24"/>
+                <w:szCs w:val="24"/>
                 <w:lang w:val="en-US"/>
               </w:rPr>
               <w:t xml:space="preserve">[AI Prompt properties sheet set to Structured view.] </w:t>
@@ -1304,21 +2130,28 @@
           </w:tcPr>
           <w:p>
             <w:pPr>
+              <w:shd w:val="clear" w:fill="auto"/>
+              <w:spacing w:lineRule="auto" w:line="240" w:beforeAutospacing="0" w:afterAutospacing="0"/>
               <w:rPr>
                 <w:rFonts w:ascii="Calibri" w:hAnsi="Calibri" w:cs="Calibri" w:eastAsia="Calibri"/>
                 <w:b w:val="1"/>
                 <w:bCs w:val="1"/>
                 <w:noProof w:val="0"/>
                 <w:color w:val="000000"/>
-                <w:sz w:val="22"/>
-                <w:szCs w:val="22"/>
+                <w:sz w:val="24"/>
+                <w:szCs w:val="24"/>
                 <w:lang w:val="en-US"/>
               </w:rPr>
             </w:pPr>
             <w:r>
+              <w:rPr>
+                <w:rFonts w:ascii="Calibri" w:hAnsi="Calibri"/>
+                <w:sz w:val="24"/>
+                <w:szCs w:val="24"/>
+              </w:rPr>
               <w:drawing>
                 <wp:inline xmlns:wp="http://schemas.openxmlformats.org/drawingml/2006/wordprocessingDrawing" distT="0" distB="0" distL="0" distR="0">
-                  <wp:extent cx="1630045" cy="2733675"/>
+                  <wp:extent cx="1696720" cy="2819400"/>
                   <wp:effectExtent l="0" t="0" r="0" b="0"/>
                   <wp:docPr id="2" name="Picture 6"/>
                   <wp:cNvGraphicFramePr>
@@ -1341,7 +2174,7 @@
                         <pic:spPr>
                           <a:xfrm>
                             <a:off x="0" y="0"/>
-                            <a:ext cx="1630045" cy="2733675"/>
+                            <a:ext cx="1696720" cy="2819400"/>
                           </a:xfrm>
                           <a:prstGeom prst="rect"/>
                         </pic:spPr>
@@ -1358,8 +2191,8 @@
                 <w:bCs w:val="1"/>
                 <w:noProof w:val="0"/>
                 <w:color w:val="000000"/>
-                <w:sz w:val="22"/>
-                <w:szCs w:val="22"/>
+                <w:sz w:val="24"/>
+                <w:szCs w:val="24"/>
                 <w:rtl w:val="0"/>
                 <w:lang w:val="en-US" w:bidi="en-US" w:eastAsia="en-US"/>
               </w:rPr>
@@ -1371,8 +2204,8 @@
                 <w:i w:val="1"/>
                 <w:iCs w:val="1"/>
                 <w:noProof w:val="0"/>
-                <w:sz w:val="22"/>
-                <w:szCs w:val="22"/>
+                <w:sz w:val="24"/>
+                <w:szCs w:val="24"/>
                 <w:lang w:val="en-US"/>
               </w:rPr>
               <w:t xml:space="preserve"> [AI Prompt properties sheet set to Freeform view.]</w:t>
@@ -1390,8 +2223,8 @@
           <w:bCs w:val="1"/>
           <w:noProof w:val="0"/>
           <w:color w:val="000000"/>
-          <w:sz w:val="22"/>
-          <w:szCs w:val="22"/>
+          <w:sz w:val="24"/>
+          <w:szCs w:val="24"/>
           <w:lang w:val="en-US"/>
         </w:rPr>
       </w:pPr>
@@ -1403,29 +2236,35 @@
           <w:i w:val="1"/>
           <w:iCs w:val="1"/>
           <w:noProof w:val="0"/>
-          <w:sz w:val="22"/>
-          <w:szCs w:val="22"/>
+          <w:sz w:val="24"/>
+          <w:szCs w:val="24"/>
           <w:lang w:val="en-US"/>
         </w:rPr>
       </w:pPr>
       <w:r>
+        <w:rPr>
+          <w:rFonts w:ascii="Calibri" w:hAnsi="Calibri"/>
+          <w:sz w:val="24"/>
+          <w:szCs w:val="24"/>
+        </w:rPr>
         <w:t xml:space="preserve">   </w:t>
       </w:r>
       <w:r>
         <w:rPr>
+          <w:rFonts w:ascii="Calibri" w:hAnsi="Calibri"/>
+          <w:sz w:val="24"/>
+          <w:szCs w:val="24"/>
           <w:rtl w:val="0"/>
           <w:lang w:val="en-US" w:bidi="en-US" w:eastAsia="en-US"/>
         </w:rPr>
-        <w:t xml:space="preserve">                               </w:t>
+        <w:t xml:space="preserve">                                </w:t>
       </w:r>
       <w:r>
         <w:rPr>
-          <w:rtl w:val="0"/>
-          <w:lang w:val="en-US" w:bidi="en-US" w:eastAsia="en-US"/>
+          <w:rFonts w:ascii="Calibri" w:hAnsi="Calibri"/>
+          <w:sz w:val="24"/>
+          <w:szCs w:val="24"/>
         </w:rPr>
-        <w:t xml:space="preserve"> </w:t>
-      </w:r>
-      <w:r>
         <w:t xml:space="preserve">   </w:t>
       </w:r>
     </w:p>
